--- a/Fase 2/Evidencias Grupales/04_Alcances_Proyecto_CitaJusta.docx
+++ b/Fase 2/Evidencias Grupales/04_Alcances_Proyecto_CitaJusta.docx
@@ -742,6 +742,145 @@
           </w:p>
         </w:tc>
       </w:tr>
+      <w:tr>
+        <w:trPr>
+          <w:cantSplit w:val="0"/>
+          <w:trHeight w:val="549.0893554687501" w:hRule="atLeast"/>
+          <w:tblHeader w:val="0"/>
+        </w:trPr>
+        <w:tc>
+          <w:tcPr>
+            <w:tcBorders>
+              <w:top w:color="000000" w:space="0" w:sz="8" w:val="single"/>
+              <w:left w:color="000000" w:space="0" w:sz="8" w:val="single"/>
+              <w:bottom w:color="000000" w:space="0" w:sz="8" w:val="single"/>
+              <w:right w:color="000000" w:space="0" w:sz="8" w:val="single"/>
+            </w:tcBorders>
+            <w:tcMar>
+              <w:top w:w="100.0" w:type="dxa"/>
+              <w:left w:w="100.0" w:type="dxa"/>
+              <w:bottom w:w="100.0" w:type="dxa"/>
+              <w:right w:w="100.0" w:type="dxa"/>
+            </w:tcMar>
+            <w:vAlign w:val="top"/>
+          </w:tcPr>
+          <w:p>
+            <w:pPr>
+              <w:rPr>
+                <w:sz w:val="18"/>
+                <w:szCs w:val="18"/>
+              </w:rPr>
+            </w:pPr>
+            <w:r>
+              <w:rPr>
+                <w:sz w:val="18"/>
+                <w:szCs w:val="18"/>
+                <w:rtl w:val="0"/>
+              </w:rPr>
+              <w:t xml:space="preserve">1.1</w:t>
+            </w:r>
+          </w:p>
+        </w:tc>
+        <w:tc>
+          <w:tcPr>
+            <w:tcBorders>
+              <w:top w:color="000000" w:space="0" w:sz="8" w:val="single"/>
+              <w:left w:color="000000" w:space="0" w:sz="8" w:val="single"/>
+              <w:bottom w:color="000000" w:space="0" w:sz="8" w:val="single"/>
+              <w:right w:color="000000" w:space="0" w:sz="8" w:val="single"/>
+            </w:tcBorders>
+            <w:tcMar>
+              <w:top w:w="100.0" w:type="dxa"/>
+              <w:left w:w="100.0" w:type="dxa"/>
+              <w:bottom w:w="100.0" w:type="dxa"/>
+              <w:right w:w="100.0" w:type="dxa"/>
+            </w:tcMar>
+            <w:vAlign w:val="top"/>
+          </w:tcPr>
+          <w:p>
+            <w:pPr>
+              <w:rPr>
+                <w:sz w:val="18"/>
+                <w:szCs w:val="18"/>
+              </w:rPr>
+            </w:pPr>
+            <w:r>
+              <w:rPr>
+                <w:sz w:val="18"/>
+                <w:szCs w:val="18"/>
+                <w:rtl w:val="0"/>
+              </w:rPr>
+              <w:t xml:space="preserve">14-09-2026 </w:t>
+            </w:r>
+          </w:p>
+        </w:tc>
+        <w:tc>
+          <w:tcPr>
+            <w:tcBorders>
+              <w:top w:color="000000" w:space="0" w:sz="8" w:val="single"/>
+              <w:left w:color="000000" w:space="0" w:sz="8" w:val="single"/>
+              <w:bottom w:color="000000" w:space="0" w:sz="8" w:val="single"/>
+              <w:right w:color="000000" w:space="0" w:sz="8" w:val="single"/>
+            </w:tcBorders>
+            <w:tcMar>
+              <w:top w:w="100.0" w:type="dxa"/>
+              <w:left w:w="100.0" w:type="dxa"/>
+              <w:bottom w:w="100.0" w:type="dxa"/>
+              <w:right w:w="100.0" w:type="dxa"/>
+            </w:tcMar>
+            <w:vAlign w:val="top"/>
+          </w:tcPr>
+          <w:p>
+            <w:pPr>
+              <w:rPr>
+                <w:sz w:val="18"/>
+                <w:szCs w:val="18"/>
+              </w:rPr>
+            </w:pPr>
+            <w:r>
+              <w:rPr>
+                <w:sz w:val="18"/>
+                <w:szCs w:val="18"/>
+                <w:rtl w:val="0"/>
+              </w:rPr>
+              <w:t xml:space="preserve">Equipo CitaJusta</w:t>
+            </w:r>
+          </w:p>
+        </w:tc>
+        <w:tc>
+          <w:tcPr>
+            <w:tcBorders>
+              <w:top w:color="000000" w:space="0" w:sz="8" w:val="single"/>
+              <w:left w:color="000000" w:space="0" w:sz="8" w:val="single"/>
+              <w:bottom w:color="000000" w:space="0" w:sz="8" w:val="single"/>
+              <w:right w:color="000000" w:space="0" w:sz="8" w:val="single"/>
+            </w:tcBorders>
+            <w:tcMar>
+              <w:top w:w="100.0" w:type="dxa"/>
+              <w:left w:w="100.0" w:type="dxa"/>
+              <w:bottom w:w="100.0" w:type="dxa"/>
+              <w:right w:w="100.0" w:type="dxa"/>
+            </w:tcMar>
+            <w:vAlign w:val="top"/>
+          </w:tcPr>
+          <w:p>
+            <w:pPr>
+              <w:rPr>
+                <w:sz w:val="18"/>
+                <w:szCs w:val="18"/>
+              </w:rPr>
+            </w:pPr>
+            <w:r>
+              <w:rPr>
+                <w:sz w:val="18"/>
+                <w:szCs w:val="18"/>
+                <w:rtl w:val="0"/>
+              </w:rPr>
+              <w:t xml:space="preserve">Incorporación del marco de protección de datos personales, privacidad desde el diseño y restricciones legales aplicables al proyecto. </w:t>
+            </w:r>
+          </w:p>
+        </w:tc>
+      </w:tr>
     </w:tbl>
     <w:p>
       <w:pPr>
@@ -766,7 +905,7 @@
     </w:p>
     <w:sdt>
       <w:sdtPr>
-        <w:id w:val="-696577346"/>
+        <w:id w:val="270466175"/>
         <w:docPartObj>
           <w:docPartGallery w:val="Table of Contents"/>
           <w:docPartUnique w:val="1"/>
@@ -3148,7 +3287,7 @@
               <w:tab w:val="right" w:leader="dot" w:pos="12000"/>
             </w:tabs>
             <w:spacing w:before="60" w:line="240" w:lineRule="auto"/>
-            <w:ind w:left="360" w:firstLine="0"/>
+            <w:ind w:left="720" w:firstLine="0"/>
             <w:rPr>
               <w:rFonts w:ascii="Arial" w:cs="Arial" w:eastAsia="Arial" w:hAnsi="Arial"/>
               <w:b w:val="0"/>
@@ -3165,166 +3304,7 @@
               <w:vertAlign w:val="baseline"/>
             </w:rPr>
           </w:pPr>
-          <w:hyperlink w:anchor="_heading=h.kko33u5ph12b">
-            <w:r>
-              <w:rPr>
-                <w:rFonts w:ascii="Arial" w:cs="Arial" w:eastAsia="Arial" w:hAnsi="Arial"/>
-                <w:b w:val="0"/>
-                <w:bCs w:val="0"/>
-                <w:i w:val="0"/>
-                <w:iCs w:val="0"/>
-                <w:smallCaps w:val="0"/>
-                <w:strike w:val="0"/>
-                <w:color w:val="000000"/>
-                <w:sz w:val="22"/>
-                <w:szCs w:val="22"/>
-                <w:u w:val="none"/>
-                <w:shd w:fill="auto" w:val="clear"/>
-                <w:vertAlign w:val="baseline"/>
-                <w:rtl w:val="0"/>
-              </w:rPr>
-              <w:t xml:space="preserve">Restricciones académicas</w:t>
-              <w:tab/>
-              <w:t xml:space="preserve">21</w:t>
-            </w:r>
-          </w:hyperlink>
-          <w:r>
-            <w:rPr>
-              <w:rtl w:val="0"/>
-            </w:rPr>
-          </w:r>
-        </w:p>
-        <w:p>
-          <w:pPr>
-            <w:widowControl w:val="0"/>
-            <w:tabs>
-              <w:tab w:val="right" w:leader="dot" w:pos="12000"/>
-            </w:tabs>
-            <w:spacing w:before="60" w:line="240" w:lineRule="auto"/>
-            <w:ind w:left="360" w:firstLine="0"/>
-            <w:rPr>
-              <w:rFonts w:ascii="Arial" w:cs="Arial" w:eastAsia="Arial" w:hAnsi="Arial"/>
-              <w:b w:val="0"/>
-              <w:bCs w:val="0"/>
-              <w:i w:val="0"/>
-              <w:iCs w:val="0"/>
-              <w:smallCaps w:val="0"/>
-              <w:strike w:val="0"/>
-              <w:color w:val="000000"/>
-              <w:sz w:val="22"/>
-              <w:szCs w:val="22"/>
-              <w:u w:val="none"/>
-              <w:shd w:fill="auto" w:val="clear"/>
-              <w:vertAlign w:val="baseline"/>
-            </w:rPr>
-          </w:pPr>
-          <w:hyperlink w:anchor="_heading=h.wah3hm1rj4x7">
-            <w:r>
-              <w:rPr>
-                <w:rFonts w:ascii="Arial" w:cs="Arial" w:eastAsia="Arial" w:hAnsi="Arial"/>
-                <w:b w:val="0"/>
-                <w:bCs w:val="0"/>
-                <w:i w:val="0"/>
-                <w:iCs w:val="0"/>
-                <w:smallCaps w:val="0"/>
-                <w:strike w:val="0"/>
-                <w:color w:val="000000"/>
-                <w:sz w:val="22"/>
-                <w:szCs w:val="22"/>
-                <w:u w:val="none"/>
-                <w:shd w:fill="auto" w:val="clear"/>
-                <w:vertAlign w:val="baseline"/>
-                <w:rtl w:val="0"/>
-              </w:rPr>
-              <w:t xml:space="preserve">Restricciones técnicas</w:t>
-              <w:tab/>
-              <w:t xml:space="preserve">21</w:t>
-            </w:r>
-          </w:hyperlink>
-          <w:r>
-            <w:rPr>
-              <w:rtl w:val="0"/>
-            </w:rPr>
-          </w:r>
-        </w:p>
-        <w:p>
-          <w:pPr>
-            <w:widowControl w:val="0"/>
-            <w:tabs>
-              <w:tab w:val="right" w:leader="dot" w:pos="12000"/>
-            </w:tabs>
-            <w:spacing w:before="60" w:line="240" w:lineRule="auto"/>
-            <w:ind w:left="360" w:firstLine="0"/>
-            <w:rPr>
-              <w:rFonts w:ascii="Arial" w:cs="Arial" w:eastAsia="Arial" w:hAnsi="Arial"/>
-              <w:b w:val="0"/>
-              <w:bCs w:val="0"/>
-              <w:i w:val="0"/>
-              <w:iCs w:val="0"/>
-              <w:smallCaps w:val="0"/>
-              <w:strike w:val="0"/>
-              <w:color w:val="000000"/>
-              <w:sz w:val="22"/>
-              <w:szCs w:val="22"/>
-              <w:u w:val="none"/>
-              <w:shd w:fill="auto" w:val="clear"/>
-              <w:vertAlign w:val="baseline"/>
-            </w:rPr>
-          </w:pPr>
-          <w:hyperlink w:anchor="_heading=h.ul72xaf5c7ue">
-            <w:r>
-              <w:rPr>
-                <w:rFonts w:ascii="Arial" w:cs="Arial" w:eastAsia="Arial" w:hAnsi="Arial"/>
-                <w:b w:val="0"/>
-                <w:bCs w:val="0"/>
-                <w:i w:val="0"/>
-                <w:iCs w:val="0"/>
-                <w:smallCaps w:val="0"/>
-                <w:strike w:val="0"/>
-                <w:color w:val="000000"/>
-                <w:sz w:val="22"/>
-                <w:szCs w:val="22"/>
-                <w:u w:val="none"/>
-                <w:shd w:fill="auto" w:val="clear"/>
-                <w:vertAlign w:val="baseline"/>
-                <w:rtl w:val="0"/>
-              </w:rPr>
-              <w:t xml:space="preserve">Restricciones de tiempo</w:t>
-              <w:tab/>
-              <w:t xml:space="preserve">21</w:t>
-            </w:r>
-          </w:hyperlink>
-          <w:r>
-            <w:rPr>
-              <w:rtl w:val="0"/>
-            </w:rPr>
-          </w:r>
-        </w:p>
-        <w:p>
-          <w:pPr>
-            <w:widowControl w:val="0"/>
-            <w:tabs>
-              <w:tab w:val="right" w:leader="dot" w:pos="12000"/>
-            </w:tabs>
-            <w:spacing w:before="60" w:line="240" w:lineRule="auto"/>
-            <w:ind w:left="360" w:firstLine="0"/>
-            <w:rPr>
-              <w:rFonts w:ascii="Arial" w:cs="Arial" w:eastAsia="Arial" w:hAnsi="Arial"/>
-              <w:b w:val="0"/>
-              <w:bCs w:val="0"/>
-              <w:i w:val="0"/>
-              <w:iCs w:val="0"/>
-              <w:smallCaps w:val="0"/>
-              <w:strike w:val="0"/>
-              <w:color w:val="000000"/>
-              <w:sz w:val="22"/>
-              <w:szCs w:val="22"/>
-              <w:u w:val="none"/>
-              <w:shd w:fill="auto" w:val="clear"/>
-              <w:vertAlign w:val="baseline"/>
-            </w:rPr>
-          </w:pPr>
-          <w:hyperlink w:anchor="_heading=h.8jx57ak9n61o">
+          <w:hyperlink w:anchor="_heading=h.t7u3ozxrin3f">
             <w:r>
               <w:rPr>
                 <w:rFonts w:ascii="Arial" w:cs="Arial" w:eastAsia="Arial" w:hAnsi="Arial"/>
@@ -3344,60 +3324,7 @@
               </w:rPr>
               <w:t xml:space="preserve">Restricciones legales</w:t>
               <w:tab/>
-              <w:t xml:space="preserve">21</w:t>
-            </w:r>
-          </w:hyperlink>
-          <w:r>
-            <w:rPr>
-              <w:rtl w:val="0"/>
-            </w:rPr>
-          </w:r>
-        </w:p>
-        <w:p>
-          <w:pPr>
-            <w:widowControl w:val="0"/>
-            <w:tabs>
-              <w:tab w:val="right" w:leader="dot" w:pos="12000"/>
-            </w:tabs>
-            <w:spacing w:before="60" w:line="240" w:lineRule="auto"/>
-            <w:ind w:left="360" w:firstLine="0"/>
-            <w:rPr>
-              <w:rFonts w:ascii="Arial" w:cs="Arial" w:eastAsia="Arial" w:hAnsi="Arial"/>
-              <w:b w:val="0"/>
-              <w:bCs w:val="0"/>
-              <w:i w:val="0"/>
-              <w:iCs w:val="0"/>
-              <w:smallCaps w:val="0"/>
-              <w:strike w:val="0"/>
-              <w:color w:val="000000"/>
-              <w:sz w:val="22"/>
-              <w:szCs w:val="22"/>
-              <w:u w:val="none"/>
-              <w:shd w:fill="auto" w:val="clear"/>
-              <w:vertAlign w:val="baseline"/>
-            </w:rPr>
-          </w:pPr>
-          <w:hyperlink w:anchor="_heading=h.ii14elhhrd1k">
-            <w:r>
-              <w:rPr>
-                <w:rFonts w:ascii="Arial" w:cs="Arial" w:eastAsia="Arial" w:hAnsi="Arial"/>
-                <w:b w:val="0"/>
-                <w:bCs w:val="0"/>
-                <w:i w:val="0"/>
-                <w:iCs w:val="0"/>
-                <w:smallCaps w:val="0"/>
-                <w:strike w:val="0"/>
-                <w:color w:val="000000"/>
-                <w:sz w:val="22"/>
-                <w:szCs w:val="22"/>
-                <w:u w:val="none"/>
-                <w:shd w:fill="auto" w:val="clear"/>
-                <w:vertAlign w:val="baseline"/>
-                <w:rtl w:val="0"/>
-              </w:rPr>
-              <w:t xml:space="preserve">Restricciones de seguridad</w:t>
-              <w:tab/>
-              <w:t xml:space="preserve">21</w:t>
+              <w:t xml:space="preserve">20</w:t>
             </w:r>
           </w:hyperlink>
           <w:r>
@@ -3449,7 +3376,7 @@
               </w:rPr>
               <w:t xml:space="preserve">26. Supuestos</w:t>
               <w:tab/>
-              <w:t xml:space="preserve">21</w:t>
+              <w:t xml:space="preserve">23</w:t>
             </w:r>
           </w:hyperlink>
           <w:r>
@@ -3501,7 +3428,7 @@
               </w:rPr>
               <w:t xml:space="preserve">27. Dependencias</w:t>
               <w:tab/>
-              <w:t xml:space="preserve">22</w:t>
+              <w:t xml:space="preserve">24</w:t>
             </w:r>
           </w:hyperlink>
           <w:r>
@@ -3553,7 +3480,7 @@
               </w:rPr>
               <w:t xml:space="preserve">28. Prioridad del desarrollo</w:t>
               <w:tab/>
-              <w:t xml:space="preserve">22</w:t>
+              <w:t xml:space="preserve">24</w:t>
             </w:r>
           </w:hyperlink>
           <w:r>
@@ -3606,7 +3533,7 @@
               </w:rPr>
               <w:t xml:space="preserve">Prioridad 1</w:t>
               <w:tab/>
-              <w:t xml:space="preserve">22</w:t>
+              <w:t xml:space="preserve">24</w:t>
             </w:r>
           </w:hyperlink>
           <w:r>
@@ -3659,7 +3586,7 @@
               </w:rPr>
               <w:t xml:space="preserve">Prioridad 2</w:t>
               <w:tab/>
-              <w:t xml:space="preserve">23</w:t>
+              <w:t xml:space="preserve">24</w:t>
             </w:r>
           </w:hyperlink>
           <w:r>
@@ -3712,7 +3639,7 @@
               </w:rPr>
               <w:t xml:space="preserve">Prioridad 3</w:t>
               <w:tab/>
-              <w:t xml:space="preserve">23</w:t>
+              <w:t xml:space="preserve">24</w:t>
             </w:r>
           </w:hyperlink>
           <w:r>
@@ -3765,7 +3692,7 @@
               </w:rPr>
               <w:t xml:space="preserve">Prioridad 4</w:t>
               <w:tab/>
-              <w:t xml:space="preserve">23</w:t>
+              <w:t xml:space="preserve">24</w:t>
             </w:r>
           </w:hyperlink>
           <w:r>
@@ -3818,7 +3745,7 @@
               </w:rPr>
               <w:t xml:space="preserve">Prioridad 5</w:t>
               <w:tab/>
-              <w:t xml:space="preserve">23</w:t>
+              <w:t xml:space="preserve">24</w:t>
             </w:r>
           </w:hyperlink>
           <w:r>
@@ -3870,7 +3797,7 @@
               </w:rPr>
               <w:t xml:space="preserve">30. Criterios de término del proyecto</w:t>
               <w:tab/>
-              <w:t xml:space="preserve">24</w:t>
+              <w:t xml:space="preserve">25</w:t>
             </w:r>
           </w:hyperlink>
           <w:r>
@@ -3922,7 +3849,7 @@
               </w:rPr>
               <w:t xml:space="preserve">31. Control de cambios de alcance</w:t>
               <w:tab/>
-              <w:t xml:space="preserve">24</w:t>
+              <w:t xml:space="preserve">26</w:t>
             </w:r>
           </w:hyperlink>
           <w:r>
@@ -3974,7 +3901,7 @@
               </w:rPr>
               <w:t xml:space="preserve">32. Resumen del alcance</w:t>
               <w:tab/>
-              <w:t xml:space="preserve">25</w:t>
+              <w:t xml:space="preserve">26</w:t>
             </w:r>
           </w:hyperlink>
           <w:r>
@@ -5285,7 +5212,7 @@
       <w:pPr>
         <w:numPr>
           <w:ilvl w:val="0"/>
-          <w:numId w:val="42"/>
+          <w:numId w:val="40"/>
         </w:numPr>
         <w:spacing w:after="0" w:before="240" w:lineRule="auto"/>
         <w:ind w:left="720" w:hanging="360"/>
@@ -5308,7 +5235,7 @@
       <w:pPr>
         <w:numPr>
           <w:ilvl w:val="0"/>
-          <w:numId w:val="42"/>
+          <w:numId w:val="40"/>
         </w:numPr>
         <w:spacing w:after="0" w:before="0" w:lineRule="auto"/>
         <w:ind w:left="720" w:hanging="360"/>
@@ -5331,7 +5258,7 @@
       <w:pPr>
         <w:numPr>
           <w:ilvl w:val="0"/>
-          <w:numId w:val="42"/>
+          <w:numId w:val="40"/>
         </w:numPr>
         <w:spacing w:after="0" w:before="0" w:lineRule="auto"/>
         <w:ind w:left="720" w:hanging="360"/>
@@ -5354,7 +5281,7 @@
       <w:pPr>
         <w:numPr>
           <w:ilvl w:val="0"/>
-          <w:numId w:val="42"/>
+          <w:numId w:val="40"/>
         </w:numPr>
         <w:spacing w:after="0" w:before="0" w:lineRule="auto"/>
         <w:ind w:left="720" w:hanging="360"/>
@@ -5377,7 +5304,7 @@
       <w:pPr>
         <w:numPr>
           <w:ilvl w:val="0"/>
-          <w:numId w:val="42"/>
+          <w:numId w:val="40"/>
         </w:numPr>
         <w:spacing w:after="240" w:before="0" w:lineRule="auto"/>
         <w:ind w:left="720" w:hanging="360"/>
@@ -5651,7 +5578,7 @@
       <w:pPr>
         <w:numPr>
           <w:ilvl w:val="0"/>
-          <w:numId w:val="45"/>
+          <w:numId w:val="43"/>
         </w:numPr>
         <w:spacing w:after="0" w:before="240" w:lineRule="auto"/>
         <w:ind w:left="720" w:hanging="360"/>
@@ -5674,7 +5601,7 @@
       <w:pPr>
         <w:numPr>
           <w:ilvl w:val="0"/>
-          <w:numId w:val="45"/>
+          <w:numId w:val="43"/>
         </w:numPr>
         <w:spacing w:after="0" w:before="0" w:lineRule="auto"/>
         <w:ind w:left="720" w:hanging="360"/>
@@ -5697,7 +5624,7 @@
       <w:pPr>
         <w:numPr>
           <w:ilvl w:val="0"/>
-          <w:numId w:val="45"/>
+          <w:numId w:val="43"/>
         </w:numPr>
         <w:spacing w:after="0" w:before="0" w:lineRule="auto"/>
         <w:ind w:left="720" w:hanging="360"/>
@@ -5720,7 +5647,7 @@
       <w:pPr>
         <w:numPr>
           <w:ilvl w:val="0"/>
-          <w:numId w:val="45"/>
+          <w:numId w:val="43"/>
         </w:numPr>
         <w:spacing w:after="0" w:before="0" w:lineRule="auto"/>
         <w:ind w:left="720" w:hanging="360"/>
@@ -5743,7 +5670,7 @@
       <w:pPr>
         <w:numPr>
           <w:ilvl w:val="0"/>
-          <w:numId w:val="45"/>
+          <w:numId w:val="43"/>
         </w:numPr>
         <w:spacing w:after="0" w:before="0" w:lineRule="auto"/>
         <w:ind w:left="720" w:hanging="360"/>
@@ -5766,7 +5693,7 @@
       <w:pPr>
         <w:numPr>
           <w:ilvl w:val="0"/>
-          <w:numId w:val="45"/>
+          <w:numId w:val="43"/>
         </w:numPr>
         <w:spacing w:after="240" w:before="0" w:lineRule="auto"/>
         <w:ind w:left="720" w:hanging="360"/>
@@ -6630,7 +6557,7 @@
       <w:pPr>
         <w:numPr>
           <w:ilvl w:val="0"/>
-          <w:numId w:val="43"/>
+          <w:numId w:val="41"/>
         </w:numPr>
         <w:spacing w:after="0" w:before="240" w:lineRule="auto"/>
         <w:ind w:left="720" w:hanging="360"/>
@@ -6653,7 +6580,7 @@
       <w:pPr>
         <w:numPr>
           <w:ilvl w:val="0"/>
-          <w:numId w:val="43"/>
+          <w:numId w:val="41"/>
         </w:numPr>
         <w:spacing w:after="0" w:before="0" w:lineRule="auto"/>
         <w:ind w:left="720" w:hanging="360"/>
@@ -6676,7 +6603,7 @@
       <w:pPr>
         <w:numPr>
           <w:ilvl w:val="0"/>
-          <w:numId w:val="43"/>
+          <w:numId w:val="41"/>
         </w:numPr>
         <w:spacing w:after="0" w:before="0" w:lineRule="auto"/>
         <w:ind w:left="720" w:hanging="360"/>
@@ -6699,7 +6626,7 @@
       <w:pPr>
         <w:numPr>
           <w:ilvl w:val="0"/>
-          <w:numId w:val="43"/>
+          <w:numId w:val="41"/>
         </w:numPr>
         <w:spacing w:after="0" w:before="0" w:lineRule="auto"/>
         <w:ind w:left="720" w:hanging="360"/>
@@ -6722,7 +6649,7 @@
       <w:pPr>
         <w:numPr>
           <w:ilvl w:val="0"/>
-          <w:numId w:val="43"/>
+          <w:numId w:val="41"/>
         </w:numPr>
         <w:spacing w:after="0" w:before="0" w:lineRule="auto"/>
         <w:ind w:left="720" w:hanging="360"/>
@@ -6745,7 +6672,7 @@
       <w:pPr>
         <w:numPr>
           <w:ilvl w:val="0"/>
-          <w:numId w:val="43"/>
+          <w:numId w:val="41"/>
         </w:numPr>
         <w:spacing w:after="0" w:before="0" w:lineRule="auto"/>
         <w:ind w:left="720" w:hanging="360"/>
@@ -6768,7 +6695,7 @@
       <w:pPr>
         <w:numPr>
           <w:ilvl w:val="0"/>
-          <w:numId w:val="43"/>
+          <w:numId w:val="41"/>
         </w:numPr>
         <w:spacing w:after="0" w:before="0" w:lineRule="auto"/>
         <w:ind w:left="720" w:hanging="360"/>
@@ -6791,7 +6718,7 @@
       <w:pPr>
         <w:numPr>
           <w:ilvl w:val="0"/>
-          <w:numId w:val="43"/>
+          <w:numId w:val="41"/>
         </w:numPr>
         <w:spacing w:after="0" w:before="0" w:lineRule="auto"/>
         <w:ind w:left="720" w:hanging="360"/>
@@ -6814,7 +6741,7 @@
       <w:pPr>
         <w:numPr>
           <w:ilvl w:val="0"/>
-          <w:numId w:val="43"/>
+          <w:numId w:val="41"/>
         </w:numPr>
         <w:spacing w:after="0" w:before="0" w:lineRule="auto"/>
         <w:ind w:left="720" w:hanging="360"/>
@@ -6837,7 +6764,7 @@
       <w:pPr>
         <w:numPr>
           <w:ilvl w:val="0"/>
-          <w:numId w:val="43"/>
+          <w:numId w:val="41"/>
         </w:numPr>
         <w:spacing w:after="0" w:before="0" w:lineRule="auto"/>
         <w:ind w:left="720" w:hanging="360"/>
@@ -6860,7 +6787,7 @@
       <w:pPr>
         <w:numPr>
           <w:ilvl w:val="0"/>
-          <w:numId w:val="43"/>
+          <w:numId w:val="41"/>
         </w:numPr>
         <w:spacing w:after="0" w:before="0" w:lineRule="auto"/>
         <w:ind w:left="720" w:hanging="360"/>
@@ -6883,7 +6810,7 @@
       <w:pPr>
         <w:numPr>
           <w:ilvl w:val="0"/>
-          <w:numId w:val="43"/>
+          <w:numId w:val="41"/>
         </w:numPr>
         <w:spacing w:after="0" w:before="0" w:lineRule="auto"/>
         <w:ind w:left="720" w:hanging="360"/>
@@ -6906,7 +6833,7 @@
       <w:pPr>
         <w:numPr>
           <w:ilvl w:val="0"/>
-          <w:numId w:val="43"/>
+          <w:numId w:val="41"/>
         </w:numPr>
         <w:spacing w:after="0" w:before="0" w:lineRule="auto"/>
         <w:ind w:left="720" w:hanging="360"/>
@@ -6929,7 +6856,7 @@
       <w:pPr>
         <w:numPr>
           <w:ilvl w:val="0"/>
-          <w:numId w:val="43"/>
+          <w:numId w:val="41"/>
         </w:numPr>
         <w:spacing w:after="240" w:before="0" w:lineRule="auto"/>
         <w:ind w:left="720" w:hanging="360"/>
@@ -15373,7 +15300,7 @@
       <w:pPr>
         <w:numPr>
           <w:ilvl w:val="0"/>
-          <w:numId w:val="44"/>
+          <w:numId w:val="42"/>
         </w:numPr>
         <w:spacing w:after="0" w:before="240" w:lineRule="auto"/>
         <w:ind w:left="720" w:hanging="360"/>
@@ -15396,7 +15323,7 @@
       <w:pPr>
         <w:numPr>
           <w:ilvl w:val="0"/>
-          <w:numId w:val="44"/>
+          <w:numId w:val="42"/>
         </w:numPr>
         <w:spacing w:after="0" w:before="0" w:lineRule="auto"/>
         <w:ind w:left="720" w:hanging="360"/>
@@ -15419,7 +15346,7 @@
       <w:pPr>
         <w:numPr>
           <w:ilvl w:val="0"/>
-          <w:numId w:val="44"/>
+          <w:numId w:val="42"/>
         </w:numPr>
         <w:spacing w:after="0" w:before="0" w:lineRule="auto"/>
         <w:ind w:left="720" w:hanging="360"/>
@@ -15442,7 +15369,7 @@
       <w:pPr>
         <w:numPr>
           <w:ilvl w:val="0"/>
-          <w:numId w:val="44"/>
+          <w:numId w:val="42"/>
         </w:numPr>
         <w:spacing w:after="0" w:before="0" w:lineRule="auto"/>
         <w:ind w:left="720" w:hanging="360"/>
@@ -15465,7 +15392,7 @@
       <w:pPr>
         <w:numPr>
           <w:ilvl w:val="0"/>
-          <w:numId w:val="44"/>
+          <w:numId w:val="42"/>
         </w:numPr>
         <w:spacing w:after="0" w:before="0" w:lineRule="auto"/>
         <w:ind w:left="720" w:hanging="360"/>
@@ -15488,7 +15415,7 @@
       <w:pPr>
         <w:numPr>
           <w:ilvl w:val="0"/>
-          <w:numId w:val="44"/>
+          <w:numId w:val="42"/>
         </w:numPr>
         <w:spacing w:after="0" w:before="0" w:lineRule="auto"/>
         <w:ind w:left="720" w:hanging="360"/>
@@ -15511,7 +15438,7 @@
       <w:pPr>
         <w:numPr>
           <w:ilvl w:val="0"/>
-          <w:numId w:val="44"/>
+          <w:numId w:val="42"/>
         </w:numPr>
         <w:spacing w:after="0" w:before="0" w:lineRule="auto"/>
         <w:ind w:left="720" w:hanging="360"/>
@@ -15534,7 +15461,7 @@
       <w:pPr>
         <w:numPr>
           <w:ilvl w:val="0"/>
-          <w:numId w:val="44"/>
+          <w:numId w:val="42"/>
         </w:numPr>
         <w:spacing w:after="0" w:before="0" w:lineRule="auto"/>
         <w:ind w:left="720" w:hanging="360"/>
@@ -15557,7 +15484,7 @@
       <w:pPr>
         <w:numPr>
           <w:ilvl w:val="0"/>
-          <w:numId w:val="44"/>
+          <w:numId w:val="42"/>
         </w:numPr>
         <w:spacing w:after="0" w:before="0" w:lineRule="auto"/>
         <w:ind w:left="720" w:hanging="360"/>
@@ -15580,7 +15507,7 @@
       <w:pPr>
         <w:numPr>
           <w:ilvl w:val="0"/>
-          <w:numId w:val="44"/>
+          <w:numId w:val="42"/>
         </w:numPr>
         <w:spacing w:after="0" w:before="0" w:lineRule="auto"/>
         <w:ind w:left="720" w:hanging="360"/>
@@ -15603,7 +15530,7 @@
       <w:pPr>
         <w:numPr>
           <w:ilvl w:val="0"/>
-          <w:numId w:val="44"/>
+          <w:numId w:val="42"/>
         </w:numPr>
         <w:spacing w:after="0" w:before="0" w:lineRule="auto"/>
         <w:ind w:left="720" w:hanging="360"/>
@@ -15626,7 +15553,7 @@
       <w:pPr>
         <w:numPr>
           <w:ilvl w:val="0"/>
-          <w:numId w:val="44"/>
+          <w:numId w:val="42"/>
         </w:numPr>
         <w:spacing w:after="0" w:before="0" w:lineRule="auto"/>
         <w:ind w:left="720" w:hanging="360"/>
@@ -15649,7 +15576,7 @@
       <w:pPr>
         <w:numPr>
           <w:ilvl w:val="0"/>
-          <w:numId w:val="44"/>
+          <w:numId w:val="42"/>
         </w:numPr>
         <w:spacing w:after="240" w:before="0" w:lineRule="auto"/>
         <w:ind w:left="720" w:hanging="360"/>
@@ -16170,1279 +16097,6 @@
           <w:rtl w:val="0"/>
         </w:rPr>
         <w:t xml:space="preserve">25. Restricciones del proyecto</w:t>
-      </w:r>
-      <w:r>
-        <w:rPr>
-          <w:rtl w:val="0"/>
-        </w:rPr>
-      </w:r>
-    </w:p>
-    <w:p>
-      <w:pPr>
-        <w:spacing w:after="240" w:before="240" w:lineRule="auto"/>
-        <w:rPr/>
-      </w:pPr>
-      <w:r>
-        <w:rPr>
-          <w:rFonts w:ascii="Aptos" w:cs="Aptos" w:eastAsia="Aptos" w:hAnsi="Aptos"/>
-          <w:rtl w:val="0"/>
-        </w:rPr>
-        <w:t xml:space="preserve">El proyecto estará condicionado por diversos factores.</w:t>
-      </w:r>
-      <w:r>
-        <w:rPr>
-          <w:rtl w:val="0"/>
-        </w:rPr>
-      </w:r>
-    </w:p>
-    <w:p>
-      <w:pPr>
-        <w:pStyle w:val="Heading2"/>
-        <w:keepNext w:val="0"/>
-        <w:keepLines w:val="0"/>
-        <w:spacing w:after="80" w:lineRule="auto"/>
-        <w:rPr>
-          <w:b w:val="1"/>
-          <w:bCs w:val="1"/>
-          <w:sz w:val="34"/>
-          <w:szCs w:val="34"/>
-        </w:rPr>
-      </w:pPr>
-      <w:bookmarkStart w:colFirst="0" w:colLast="0" w:name="_heading=h.kko33u5ph12b" w:id="50"/>
-      <w:bookmarkEnd w:id="50"/>
-      <w:r>
-        <w:rPr>
-          <w:rFonts w:ascii="Aptos" w:cs="Aptos" w:eastAsia="Aptos" w:hAnsi="Aptos"/>
-          <w:b w:val="1"/>
-          <w:bCs w:val="1"/>
-          <w:sz w:val="34"/>
-          <w:szCs w:val="34"/>
-          <w:rtl w:val="0"/>
-        </w:rPr>
-        <w:t xml:space="preserve">Restricciones académicas</w:t>
-      </w:r>
-      <w:r>
-        <w:rPr>
-          <w:rtl w:val="0"/>
-        </w:rPr>
-      </w:r>
-    </w:p>
-    <w:p>
-      <w:pPr>
-        <w:numPr>
-          <w:ilvl w:val="0"/>
-          <w:numId w:val="41"/>
-        </w:numPr>
-        <w:spacing w:after="0" w:before="240" w:lineRule="auto"/>
-        <w:ind w:left="720" w:hanging="360"/>
-        <w:rPr/>
-      </w:pPr>
-      <w:r>
-        <w:rPr>
-          <w:rFonts w:ascii="Aptos" w:cs="Aptos" w:eastAsia="Aptos" w:hAnsi="Aptos"/>
-          <w:rtl w:val="0"/>
-        </w:rPr>
-        <w:t xml:space="preserve">desarrollo dentro del periodo correspondiente a la asignatura;</w:t>
-      </w:r>
-      <w:r>
-        <w:rPr>
-          <w:rtl w:val="0"/>
-        </w:rPr>
-      </w:r>
-    </w:p>
-    <w:p>
-      <w:pPr>
-        <w:numPr>
-          <w:ilvl w:val="0"/>
-          <w:numId w:val="41"/>
-        </w:numPr>
-        <w:spacing w:after="0" w:before="0" w:lineRule="auto"/>
-        <w:ind w:left="720" w:hanging="360"/>
-        <w:rPr/>
-      </w:pPr>
-      <w:r>
-        <w:rPr>
-          <w:rFonts w:ascii="Aptos" w:cs="Aptos" w:eastAsia="Aptos" w:hAnsi="Aptos"/>
-          <w:rtl w:val="0"/>
-        </w:rPr>
-        <w:t xml:space="preserve">cumplimiento de entregas parciales;</w:t>
-      </w:r>
-      <w:r>
-        <w:rPr>
-          <w:rtl w:val="0"/>
-        </w:rPr>
-      </w:r>
-    </w:p>
-    <w:p>
-      <w:pPr>
-        <w:numPr>
-          <w:ilvl w:val="0"/>
-          <w:numId w:val="41"/>
-        </w:numPr>
-        <w:spacing w:after="0" w:before="0" w:lineRule="auto"/>
-        <w:ind w:left="720" w:hanging="360"/>
-        <w:rPr/>
-      </w:pPr>
-      <w:r>
-        <w:rPr>
-          <w:rFonts w:ascii="Aptos" w:cs="Aptos" w:eastAsia="Aptos" w:hAnsi="Aptos"/>
-          <w:rtl w:val="0"/>
-        </w:rPr>
-        <w:t xml:space="preserve">trabajo de un equipo de tres integrantes;</w:t>
-      </w:r>
-      <w:r>
-        <w:rPr>
-          <w:rtl w:val="0"/>
-        </w:rPr>
-      </w:r>
-    </w:p>
-    <w:p>
-      <w:pPr>
-        <w:numPr>
-          <w:ilvl w:val="0"/>
-          <w:numId w:val="41"/>
-        </w:numPr>
-        <w:spacing w:after="240" w:before="0" w:lineRule="auto"/>
-        <w:ind w:left="720" w:hanging="360"/>
-        <w:rPr/>
-      </w:pPr>
-      <w:r>
-        <w:rPr>
-          <w:rFonts w:ascii="Aptos" w:cs="Aptos" w:eastAsia="Aptos" w:hAnsi="Aptos"/>
-          <w:rtl w:val="0"/>
-        </w:rPr>
-        <w:t xml:space="preserve">necesidad de evidenciar el desarrollo mediante metodología Scrum.</w:t>
-      </w:r>
-      <w:r>
-        <w:rPr>
-          <w:rtl w:val="0"/>
-        </w:rPr>
-      </w:r>
-    </w:p>
-    <w:p>
-      <w:pPr>
-        <w:rPr/>
-      </w:pPr>
-      <w:r>
-        <w:rPr>
-          <w:rFonts w:ascii="Aptos" w:cs="Aptos" w:eastAsia="Aptos" w:hAnsi="Aptos"/>
-          <w:rtl w:val="0"/>
-        </w:rPr>
-        <w:t xml:space="preserve">mantener el repositorio GitHub público y activo como evidencia de evolución del proyecto;</w:t>
-      </w:r>
-      <w:r>
-        <w:rPr>
-          <w:rtl w:val="0"/>
-        </w:rPr>
-      </w:r>
-    </w:p>
-    <w:p>
-      <w:pPr>
-        <w:rPr/>
-      </w:pPr>
-      <w:r>
-        <w:rPr>
-          <w:rFonts w:ascii="Aptos" w:cs="Aptos" w:eastAsia="Aptos" w:hAnsi="Aptos"/>
-          <w:rtl w:val="0"/>
-        </w:rPr>
-        <w:t xml:space="preserve">organizar evidencias académicas por Fase 1, Fase 2 y Fase 3 según la pauta Capstone;</w:t>
-      </w:r>
-      <w:r>
-        <w:rPr>
-          <w:rtl w:val="0"/>
-        </w:rPr>
-      </w:r>
-    </w:p>
-    <w:p>
-      <w:pPr>
-        <w:rPr/>
-      </w:pPr>
-      <w:r>
-        <w:rPr>
-          <w:rFonts w:ascii="Aptos" w:cs="Aptos" w:eastAsia="Aptos" w:hAnsi="Aptos"/>
-          <w:rtl w:val="0"/>
-        </w:rPr>
-        <w:t xml:space="preserve">incorporar Dockerfile(s) y Docker Compose como parte de la evidencia técnica y de despliegue.</w:t>
-      </w:r>
-      <w:r>
-        <w:rPr>
-          <w:rtl w:val="0"/>
-        </w:rPr>
-      </w:r>
-    </w:p>
-    <w:p>
-      <w:pPr>
-        <w:pStyle w:val="Heading2"/>
-        <w:keepNext w:val="0"/>
-        <w:keepLines w:val="0"/>
-        <w:spacing w:after="80" w:lineRule="auto"/>
-        <w:rPr>
-          <w:b w:val="1"/>
-          <w:bCs w:val="1"/>
-          <w:sz w:val="34"/>
-          <w:szCs w:val="34"/>
-        </w:rPr>
-      </w:pPr>
-      <w:bookmarkStart w:colFirst="0" w:colLast="0" w:name="_heading=h.wah3hm1rj4x7" w:id="51"/>
-      <w:bookmarkEnd w:id="51"/>
-      <w:r>
-        <w:rPr>
-          <w:rFonts w:ascii="Aptos" w:cs="Aptos" w:eastAsia="Aptos" w:hAnsi="Aptos"/>
-          <w:b w:val="1"/>
-          <w:bCs w:val="1"/>
-          <w:sz w:val="34"/>
-          <w:szCs w:val="34"/>
-          <w:rtl w:val="0"/>
-        </w:rPr>
-        <w:t xml:space="preserve">Restricciones técnicas</w:t>
-      </w:r>
-      <w:r>
-        <w:rPr>
-          <w:rtl w:val="0"/>
-        </w:rPr>
-      </w:r>
-    </w:p>
-    <w:p>
-      <w:pPr>
-        <w:spacing w:after="240" w:before="240" w:lineRule="auto"/>
-        <w:rPr/>
-      </w:pPr>
-      <w:r>
-        <w:rPr>
-          <w:rFonts w:ascii="Aptos" w:cs="Aptos" w:eastAsia="Aptos" w:hAnsi="Aptos"/>
-          <w:rtl w:val="0"/>
-        </w:rPr>
-        <w:t xml:space="preserve">La solución deberá utilizar una arquitectura compatible con:</w:t>
-      </w:r>
-      <w:r>
-        <w:rPr>
-          <w:rtl w:val="0"/>
-        </w:rPr>
-      </w:r>
-    </w:p>
-    <w:p>
-      <w:pPr>
-        <w:numPr>
-          <w:ilvl w:val="0"/>
-          <w:numId w:val="40"/>
-        </w:numPr>
-        <w:spacing w:after="0" w:before="240" w:lineRule="auto"/>
-        <w:ind w:left="720" w:hanging="360"/>
-        <w:rPr/>
-      </w:pPr>
-      <w:r>
-        <w:rPr>
-          <w:rFonts w:ascii="Aptos" w:cs="Aptos" w:eastAsia="Aptos" w:hAnsi="Aptos"/>
-          <w:rtl w:val="0"/>
-        </w:rPr>
-        <w:t xml:space="preserve">aplicación web;</w:t>
-      </w:r>
-      <w:r>
-        <w:rPr>
-          <w:rtl w:val="0"/>
-        </w:rPr>
-      </w:r>
-    </w:p>
-    <w:p>
-      <w:pPr>
-        <w:numPr>
-          <w:ilvl w:val="0"/>
-          <w:numId w:val="40"/>
-        </w:numPr>
-        <w:spacing w:after="0" w:before="0" w:lineRule="auto"/>
-        <w:ind w:left="720" w:hanging="360"/>
-        <w:rPr/>
-      </w:pPr>
-      <w:r>
-        <w:rPr>
-          <w:rFonts w:ascii="Aptos" w:cs="Aptos" w:eastAsia="Aptos" w:hAnsi="Aptos"/>
-          <w:rtl w:val="0"/>
-        </w:rPr>
-        <w:t xml:space="preserve">aplicación de escritorio;</w:t>
-      </w:r>
-      <w:r>
-        <w:rPr>
-          <w:rtl w:val="0"/>
-        </w:rPr>
-      </w:r>
-    </w:p>
-    <w:p>
-      <w:pPr>
-        <w:numPr>
-          <w:ilvl w:val="0"/>
-          <w:numId w:val="40"/>
-        </w:numPr>
-        <w:spacing w:after="0" w:before="0" w:lineRule="auto"/>
-        <w:ind w:left="720" w:hanging="360"/>
-        <w:rPr/>
-      </w:pPr>
-      <w:r>
-        <w:rPr>
-          <w:rFonts w:ascii="Aptos" w:cs="Aptos" w:eastAsia="Aptos" w:hAnsi="Aptos"/>
-          <w:rtl w:val="0"/>
-        </w:rPr>
-        <w:t xml:space="preserve">backend centralizado;</w:t>
-      </w:r>
-      <w:r>
-        <w:rPr>
-          <w:rtl w:val="0"/>
-        </w:rPr>
-      </w:r>
-    </w:p>
-    <w:p>
-      <w:pPr>
-        <w:numPr>
-          <w:ilvl w:val="0"/>
-          <w:numId w:val="40"/>
-        </w:numPr>
-        <w:spacing w:after="0" w:before="0" w:lineRule="auto"/>
-        <w:ind w:left="720" w:hanging="360"/>
-        <w:rPr/>
-      </w:pPr>
-      <w:r>
-        <w:rPr>
-          <w:rFonts w:ascii="Aptos" w:cs="Aptos" w:eastAsia="Aptos" w:hAnsi="Aptos"/>
-          <w:rtl w:val="0"/>
-        </w:rPr>
-        <w:t xml:space="preserve">PostgreSQL;</w:t>
-      </w:r>
-      <w:r>
-        <w:rPr>
-          <w:rtl w:val="0"/>
-        </w:rPr>
-      </w:r>
-    </w:p>
-    <w:p>
-      <w:pPr>
-        <w:numPr>
-          <w:ilvl w:val="0"/>
-          <w:numId w:val="40"/>
-        </w:numPr>
-        <w:spacing w:after="0" w:before="0" w:lineRule="auto"/>
-        <w:ind w:left="720" w:hanging="360"/>
-        <w:rPr/>
-      </w:pPr>
-      <w:r>
-        <w:rPr>
-          <w:rFonts w:ascii="Aptos" w:cs="Aptos" w:eastAsia="Aptos" w:hAnsi="Aptos"/>
-          <w:rtl w:val="0"/>
-        </w:rPr>
-        <w:t xml:space="preserve">APIs propias;</w:t>
-      </w:r>
-      <w:r>
-        <w:rPr>
-          <w:rtl w:val="0"/>
-        </w:rPr>
-      </w:r>
-    </w:p>
-    <w:p>
-      <w:pPr>
-        <w:numPr>
-          <w:ilvl w:val="0"/>
-          <w:numId w:val="40"/>
-        </w:numPr>
-        <w:spacing w:after="240" w:before="0" w:lineRule="auto"/>
-        <w:ind w:left="720" w:hanging="360"/>
-        <w:rPr/>
-      </w:pPr>
-      <w:r>
-        <w:rPr>
-          <w:rFonts w:ascii="Aptos" w:cs="Aptos" w:eastAsia="Aptos" w:hAnsi="Aptos"/>
-          <w:rtl w:val="0"/>
-        </w:rPr>
-        <w:t xml:space="preserve">persistencia relacional.</w:t>
-      </w:r>
-      <w:r>
-        <w:rPr>
-          <w:rtl w:val="0"/>
-        </w:rPr>
-      </w:r>
-    </w:p>
-    <w:p>
-      <w:pPr>
-        <w:rPr/>
-      </w:pPr>
-      <w:r>
-        <w:rPr>
-          <w:rFonts w:ascii="Aptos" w:cs="Aptos" w:eastAsia="Aptos" w:hAnsi="Aptos"/>
-          <w:rtl w:val="0"/>
-        </w:rPr>
-        <w:t xml:space="preserve">contenedores Docker para reproducibilidad del entorno y despliegue académico;</w:t>
-      </w:r>
-      <w:r>
-        <w:rPr>
-          <w:rtl w:val="0"/>
-        </w:rPr>
-      </w:r>
-    </w:p>
-    <w:p>
-      <w:pPr>
-        <w:rPr/>
-      </w:pPr>
-      <w:r>
-        <w:rPr>
-          <w:rFonts w:ascii="Aptos" w:cs="Aptos" w:eastAsia="Aptos" w:hAnsi="Aptos"/>
-          <w:rtl w:val="0"/>
-        </w:rPr>
-        <w:t xml:space="preserve">variables de entorno documentadas mediante archivos de ejemplo sin secretos reales.</w:t>
-      </w:r>
-      <w:r>
-        <w:rPr>
-          <w:rtl w:val="0"/>
-        </w:rPr>
-      </w:r>
-    </w:p>
-    <w:p>
-      <w:pPr>
-        <w:pStyle w:val="Heading2"/>
-        <w:keepNext w:val="0"/>
-        <w:keepLines w:val="0"/>
-        <w:spacing w:after="80" w:lineRule="auto"/>
-        <w:rPr>
-          <w:b w:val="1"/>
-          <w:bCs w:val="1"/>
-          <w:sz w:val="34"/>
-          <w:szCs w:val="34"/>
-        </w:rPr>
-      </w:pPr>
-      <w:bookmarkStart w:colFirst="0" w:colLast="0" w:name="_heading=h.ul72xaf5c7ue" w:id="52"/>
-      <w:bookmarkEnd w:id="52"/>
-      <w:r>
-        <w:rPr>
-          <w:rFonts w:ascii="Aptos" w:cs="Aptos" w:eastAsia="Aptos" w:hAnsi="Aptos"/>
-          <w:b w:val="1"/>
-          <w:bCs w:val="1"/>
-          <w:sz w:val="34"/>
-          <w:szCs w:val="34"/>
-          <w:rtl w:val="0"/>
-        </w:rPr>
-        <w:t xml:space="preserve">Restricciones de tiempo</w:t>
-      </w:r>
-      <w:r>
-        <w:rPr>
-          <w:rtl w:val="0"/>
-        </w:rPr>
-      </w:r>
-    </w:p>
-    <w:p>
-      <w:pPr>
-        <w:spacing w:after="240" w:before="240" w:lineRule="auto"/>
-        <w:rPr/>
-      </w:pPr>
-      <w:r>
-        <w:rPr>
-          <w:rFonts w:ascii="Aptos" w:cs="Aptos" w:eastAsia="Aptos" w:hAnsi="Aptos"/>
-          <w:rtl w:val="0"/>
-        </w:rPr>
-        <w:t xml:space="preserve">El desarrollo deberá priorizar las funcionalidades de mayor valor antes de implementar características complementarias.</w:t>
-      </w:r>
-      <w:r>
-        <w:rPr>
-          <w:rtl w:val="0"/>
-        </w:rPr>
-      </w:r>
-    </w:p>
-    <w:p>
-      <w:pPr>
-        <w:pStyle w:val="Heading2"/>
-        <w:keepNext w:val="0"/>
-        <w:keepLines w:val="0"/>
-        <w:spacing w:after="80" w:lineRule="auto"/>
-        <w:rPr>
-          <w:b w:val="1"/>
-          <w:bCs w:val="1"/>
-          <w:sz w:val="34"/>
-          <w:szCs w:val="34"/>
-        </w:rPr>
-      </w:pPr>
-      <w:bookmarkStart w:colFirst="0" w:colLast="0" w:name="_heading=h.8jx57ak9n61o" w:id="53"/>
-      <w:bookmarkEnd w:id="53"/>
-      <w:r>
-        <w:rPr>
-          <w:rFonts w:ascii="Aptos" w:cs="Aptos" w:eastAsia="Aptos" w:hAnsi="Aptos"/>
-          <w:b w:val="1"/>
-          <w:bCs w:val="1"/>
-          <w:sz w:val="34"/>
-          <w:szCs w:val="34"/>
-          <w:rtl w:val="0"/>
-        </w:rPr>
-        <w:t xml:space="preserve">Restricciones legales</w:t>
-      </w:r>
-      <w:r>
-        <w:rPr>
-          <w:rtl w:val="0"/>
-        </w:rPr>
-      </w:r>
-    </w:p>
-    <w:p>
-      <w:pPr>
-        <w:spacing w:after="240" w:before="240" w:lineRule="auto"/>
-        <w:rPr/>
-      </w:pPr>
-      <w:r>
-        <w:rPr>
-          <w:rFonts w:ascii="Aptos" w:cs="Aptos" w:eastAsia="Aptos" w:hAnsi="Aptos"/>
-          <w:rtl w:val="0"/>
-        </w:rPr>
-        <w:t xml:space="preserve">El tratamiento de información deberá considerar la legislación chilena aplicable al contexto del proyecto.</w:t>
-      </w:r>
-      <w:r>
-        <w:rPr>
-          <w:rtl w:val="0"/>
-        </w:rPr>
-      </w:r>
-    </w:p>
-    <w:p>
-      <w:pPr>
-        <w:pStyle w:val="Heading2"/>
-        <w:keepNext w:val="0"/>
-        <w:keepLines w:val="0"/>
-        <w:spacing w:after="80" w:lineRule="auto"/>
-        <w:rPr>
-          <w:b w:val="1"/>
-          <w:bCs w:val="1"/>
-          <w:sz w:val="34"/>
-          <w:szCs w:val="34"/>
-        </w:rPr>
-      </w:pPr>
-      <w:bookmarkStart w:colFirst="0" w:colLast="0" w:name="_heading=h.ii14elhhrd1k" w:id="54"/>
-      <w:bookmarkEnd w:id="54"/>
-      <w:r>
-        <w:rPr>
-          <w:rFonts w:ascii="Aptos" w:cs="Aptos" w:eastAsia="Aptos" w:hAnsi="Aptos"/>
-          <w:b w:val="1"/>
-          <w:bCs w:val="1"/>
-          <w:sz w:val="34"/>
-          <w:szCs w:val="34"/>
-          <w:rtl w:val="0"/>
-        </w:rPr>
-        <w:t xml:space="preserve">Restricciones de seguridad</w:t>
-      </w:r>
-      <w:r>
-        <w:rPr>
-          <w:rtl w:val="0"/>
-        </w:rPr>
-      </w:r>
-    </w:p>
-    <w:p>
-      <w:pPr>
-        <w:spacing w:after="240" w:before="240" w:lineRule="auto"/>
-        <w:rPr/>
-      </w:pPr>
-      <w:r>
-        <w:rPr>
-          <w:rFonts w:ascii="Aptos" w:cs="Aptos" w:eastAsia="Aptos" w:hAnsi="Aptos"/>
-          <w:rtl w:val="0"/>
-        </w:rPr>
-        <w:t xml:space="preserve">No se podrán almacenar secretos, credenciales o contraseñas en texto plano dentro del código fuente.</w:t>
-      </w:r>
-      <w:r>
-        <w:rPr>
-          <w:rtl w:val="0"/>
-        </w:rPr>
-      </w:r>
-    </w:p>
-    <w:p>
-      <w:pPr>
-        <w:pStyle w:val="Heading1"/>
-        <w:keepNext w:val="0"/>
-        <w:keepLines w:val="0"/>
-        <w:spacing w:before="480" w:lineRule="auto"/>
-        <w:rPr>
-          <w:b w:val="1"/>
-          <w:bCs w:val="1"/>
-          <w:sz w:val="46"/>
-          <w:szCs w:val="46"/>
-        </w:rPr>
-      </w:pPr>
-      <w:bookmarkStart w:colFirst="0" w:colLast="0" w:name="_heading=h.hbz86onbkhzb" w:id="55"/>
-      <w:bookmarkEnd w:id="55"/>
-      <w:r>
-        <w:rPr>
-          <w:rFonts w:ascii="Aptos" w:cs="Aptos" w:eastAsia="Aptos" w:hAnsi="Aptos"/>
-          <w:b w:val="1"/>
-          <w:bCs w:val="1"/>
-          <w:sz w:val="46"/>
-          <w:szCs w:val="46"/>
-          <w:rtl w:val="0"/>
-        </w:rPr>
-        <w:t xml:space="preserve">26. Supuestos</w:t>
-      </w:r>
-      <w:r>
-        <w:rPr>
-          <w:rtl w:val="0"/>
-        </w:rPr>
-      </w:r>
-    </w:p>
-    <w:p>
-      <w:pPr>
-        <w:spacing w:after="240" w:before="240" w:lineRule="auto"/>
-        <w:rPr/>
-      </w:pPr>
-      <w:r>
-        <w:rPr>
-          <w:rFonts w:ascii="Aptos" w:cs="Aptos" w:eastAsia="Aptos" w:hAnsi="Aptos"/>
-          <w:rtl w:val="0"/>
-        </w:rPr>
-        <w:t xml:space="preserve">Para definir el alcance se asumirán inicialmente las siguientes condiciones:</w:t>
-      </w:r>
-      <w:r>
-        <w:rPr>
-          <w:rtl w:val="0"/>
-        </w:rPr>
-      </w:r>
-    </w:p>
-    <w:p>
-      <w:pPr>
-        <w:numPr>
-          <w:ilvl w:val="0"/>
-          <w:numId w:val="18"/>
-        </w:numPr>
-        <w:spacing w:after="0" w:before="240" w:lineRule="auto"/>
-        <w:ind w:left="720" w:hanging="360"/>
-        <w:rPr/>
-      </w:pPr>
-      <w:r>
-        <w:rPr>
-          <w:rFonts w:ascii="Aptos" w:cs="Aptos" w:eastAsia="Aptos" w:hAnsi="Aptos"/>
-          <w:rtl w:val="0"/>
-        </w:rPr>
-        <w:t xml:space="preserve">las instituciones disponen de servicios que funcionan mediante reserva de hora;</w:t>
-      </w:r>
-      <w:r>
-        <w:rPr>
-          <w:rtl w:val="0"/>
-        </w:rPr>
-      </w:r>
-    </w:p>
-    <w:p>
-      <w:pPr>
-        <w:numPr>
-          <w:ilvl w:val="0"/>
-          <w:numId w:val="18"/>
-        </w:numPr>
-        <w:spacing w:after="0" w:before="0" w:lineRule="auto"/>
-        <w:ind w:left="720" w:hanging="360"/>
-        <w:rPr/>
-      </w:pPr>
-      <w:r>
-        <w:rPr>
-          <w:rFonts w:ascii="Aptos" w:cs="Aptos" w:eastAsia="Aptos" w:hAnsi="Aptos"/>
-          <w:rtl w:val="0"/>
-        </w:rPr>
-        <w:t xml:space="preserve">los servicios tienen una duración determinada;</w:t>
-      </w:r>
-      <w:r>
-        <w:rPr>
-          <w:rtl w:val="0"/>
-        </w:rPr>
-      </w:r>
-    </w:p>
-    <w:p>
-      <w:pPr>
-        <w:numPr>
-          <w:ilvl w:val="0"/>
-          <w:numId w:val="18"/>
-        </w:numPr>
-        <w:spacing w:after="0" w:before="0" w:lineRule="auto"/>
-        <w:ind w:left="720" w:hanging="360"/>
-        <w:rPr/>
-      </w:pPr>
-      <w:r>
-        <w:rPr>
-          <w:rFonts w:ascii="Aptos" w:cs="Aptos" w:eastAsia="Aptos" w:hAnsi="Aptos"/>
-          <w:rtl w:val="0"/>
-        </w:rPr>
-        <w:t xml:space="preserve">existen usuarios interesados en acceder a dichos servicios;</w:t>
-      </w:r>
-      <w:r>
-        <w:rPr>
-          <w:rtl w:val="0"/>
-        </w:rPr>
-      </w:r>
-    </w:p>
-    <w:p>
-      <w:pPr>
-        <w:numPr>
-          <w:ilvl w:val="0"/>
-          <w:numId w:val="18"/>
-        </w:numPr>
-        <w:spacing w:after="0" w:before="0" w:lineRule="auto"/>
-        <w:ind w:left="720" w:hanging="360"/>
-        <w:rPr/>
-      </w:pPr>
-      <w:r>
-        <w:rPr>
-          <w:rFonts w:ascii="Aptos" w:cs="Aptos" w:eastAsia="Aptos" w:hAnsi="Aptos"/>
-          <w:rtl w:val="0"/>
-        </w:rPr>
-        <w:t xml:space="preserve">algunas citas podrán ser canceladas;</w:t>
-      </w:r>
-      <w:r>
-        <w:rPr>
-          <w:rtl w:val="0"/>
-        </w:rPr>
-      </w:r>
-    </w:p>
-    <w:p>
-      <w:pPr>
-        <w:numPr>
-          <w:ilvl w:val="0"/>
-          <w:numId w:val="18"/>
-        </w:numPr>
-        <w:spacing w:after="0" w:before="0" w:lineRule="auto"/>
-        <w:ind w:left="720" w:hanging="360"/>
-        <w:rPr/>
-      </w:pPr>
-      <w:r>
-        <w:rPr>
-          <w:rFonts w:ascii="Aptos" w:cs="Aptos" w:eastAsia="Aptos" w:hAnsi="Aptos"/>
-          <w:rtl w:val="0"/>
-        </w:rPr>
-        <w:t xml:space="preserve">podrá existir una lista de espera;</w:t>
-      </w:r>
-      <w:r>
-        <w:rPr>
-          <w:rtl w:val="0"/>
-        </w:rPr>
-      </w:r>
-    </w:p>
-    <w:p>
-      <w:pPr>
-        <w:numPr>
-          <w:ilvl w:val="0"/>
-          <w:numId w:val="18"/>
-        </w:numPr>
-        <w:spacing w:after="0" w:before="0" w:lineRule="auto"/>
-        <w:ind w:left="720" w:hanging="360"/>
-        <w:rPr/>
-      </w:pPr>
-      <w:r>
-        <w:rPr>
-          <w:rFonts w:ascii="Aptos" w:cs="Aptos" w:eastAsia="Aptos" w:hAnsi="Aptos"/>
-          <w:rtl w:val="0"/>
-        </w:rPr>
-        <w:t xml:space="preserve">los usuarios podrán declarar preferencias;</w:t>
-      </w:r>
-      <w:r>
-        <w:rPr>
-          <w:rtl w:val="0"/>
-        </w:rPr>
-      </w:r>
-    </w:p>
-    <w:p>
-      <w:pPr>
-        <w:numPr>
-          <w:ilvl w:val="0"/>
-          <w:numId w:val="18"/>
-        </w:numPr>
-        <w:spacing w:after="0" w:before="0" w:lineRule="auto"/>
-        <w:ind w:left="720" w:hanging="360"/>
-        <w:rPr/>
-      </w:pPr>
-      <w:r>
-        <w:rPr>
-          <w:rFonts w:ascii="Aptos" w:cs="Aptos" w:eastAsia="Aptos" w:hAnsi="Aptos"/>
-          <w:rtl w:val="0"/>
-        </w:rPr>
-        <w:t xml:space="preserve">las instituciones podrán establecer reglas de prioridad;</w:t>
-      </w:r>
-      <w:r>
-        <w:rPr>
-          <w:rtl w:val="0"/>
-        </w:rPr>
-      </w:r>
-    </w:p>
-    <w:p>
-      <w:pPr>
-        <w:numPr>
-          <w:ilvl w:val="0"/>
-          <w:numId w:val="18"/>
-        </w:numPr>
-        <w:spacing w:after="0" w:before="0" w:lineRule="auto"/>
-        <w:ind w:left="720" w:hanging="360"/>
-        <w:rPr/>
-      </w:pPr>
-      <w:r>
-        <w:rPr>
-          <w:rFonts w:ascii="Aptos" w:cs="Aptos" w:eastAsia="Aptos" w:hAnsi="Aptos"/>
-          <w:rtl w:val="0"/>
-        </w:rPr>
-        <w:t xml:space="preserve">existe conectividad para utilizar la plataforma;</w:t>
-      </w:r>
-      <w:r>
-        <w:rPr>
-          <w:rtl w:val="0"/>
-        </w:rPr>
-      </w:r>
-    </w:p>
-    <w:p>
-      <w:pPr>
-        <w:numPr>
-          <w:ilvl w:val="0"/>
-          <w:numId w:val="18"/>
-        </w:numPr>
-        <w:spacing w:after="0" w:before="0" w:lineRule="auto"/>
-        <w:ind w:left="720" w:hanging="360"/>
-        <w:rPr/>
-      </w:pPr>
-      <w:r>
-        <w:rPr>
-          <w:rFonts w:ascii="Aptos" w:cs="Aptos" w:eastAsia="Aptos" w:hAnsi="Aptos"/>
-          <w:rtl w:val="0"/>
-        </w:rPr>
-        <w:t xml:space="preserve">los usuarios dispondrán de credenciales propias;</w:t>
-      </w:r>
-      <w:r>
-        <w:rPr>
-          <w:rtl w:val="0"/>
-        </w:rPr>
-      </w:r>
-    </w:p>
-    <w:p>
-      <w:pPr>
-        <w:numPr>
-          <w:ilvl w:val="0"/>
-          <w:numId w:val="18"/>
-        </w:numPr>
-        <w:spacing w:after="0" w:before="0" w:lineRule="auto"/>
-        <w:ind w:left="720" w:hanging="360"/>
-        <w:rPr/>
-      </w:pPr>
-      <w:r>
-        <w:rPr>
-          <w:rFonts w:ascii="Aptos" w:cs="Aptos" w:eastAsia="Aptos" w:hAnsi="Aptos"/>
-          <w:rtl w:val="0"/>
-        </w:rPr>
-        <w:t xml:space="preserve">los datos utilizados durante la demostración podrán ser ficticios;</w:t>
-      </w:r>
-      <w:r>
-        <w:rPr>
-          <w:rtl w:val="0"/>
-        </w:rPr>
-      </w:r>
-    </w:p>
-    <w:p>
-      <w:pPr>
-        <w:numPr>
-          <w:ilvl w:val="0"/>
-          <w:numId w:val="18"/>
-        </w:numPr>
-        <w:spacing w:after="240" w:before="0" w:lineRule="auto"/>
-        <w:ind w:left="720" w:hanging="360"/>
-        <w:rPr/>
-      </w:pPr>
-      <w:r>
-        <w:rPr>
-          <w:rFonts w:ascii="Aptos" w:cs="Aptos" w:eastAsia="Aptos" w:hAnsi="Aptos"/>
-          <w:rtl w:val="0"/>
-        </w:rPr>
-        <w:t xml:space="preserve">el proyecto podrá funcionar en un ambiente académico de demostración sin requerir una implementación productiva real.</w:t>
-      </w:r>
-      <w:r>
-        <w:rPr>
-          <w:rtl w:val="0"/>
-        </w:rPr>
-      </w:r>
-    </w:p>
-    <w:p>
-      <w:pPr>
-        <w:pStyle w:val="Heading1"/>
-        <w:keepNext w:val="0"/>
-        <w:keepLines w:val="0"/>
-        <w:spacing w:before="480" w:lineRule="auto"/>
-        <w:rPr>
-          <w:b w:val="1"/>
-          <w:bCs w:val="1"/>
-          <w:sz w:val="46"/>
-          <w:szCs w:val="46"/>
-        </w:rPr>
-      </w:pPr>
-      <w:bookmarkStart w:colFirst="0" w:colLast="0" w:name="_heading=h.5kfj2zysknd7" w:id="56"/>
-      <w:bookmarkEnd w:id="56"/>
-      <w:r>
-        <w:rPr>
-          <w:rFonts w:ascii="Aptos" w:cs="Aptos" w:eastAsia="Aptos" w:hAnsi="Aptos"/>
-          <w:b w:val="1"/>
-          <w:bCs w:val="1"/>
-          <w:sz w:val="46"/>
-          <w:szCs w:val="46"/>
-          <w:rtl w:val="0"/>
-        </w:rPr>
-        <w:t xml:space="preserve">27. Dependencias</w:t>
-      </w:r>
-      <w:r>
-        <w:rPr>
-          <w:rtl w:val="0"/>
-        </w:rPr>
-      </w:r>
-    </w:p>
-    <w:p>
-      <w:pPr>
-        <w:spacing w:after="240" w:before="240" w:lineRule="auto"/>
-        <w:rPr/>
-      </w:pPr>
-      <w:r>
-        <w:rPr>
-          <w:rFonts w:ascii="Aptos" w:cs="Aptos" w:eastAsia="Aptos" w:hAnsi="Aptos"/>
-          <w:rtl w:val="0"/>
-        </w:rPr>
-        <w:t xml:space="preserve">El desarrollo de CitaJusta dependerá de:</w:t>
-      </w:r>
-      <w:r>
-        <w:rPr>
-          <w:rtl w:val="0"/>
-        </w:rPr>
-      </w:r>
-    </w:p>
-    <w:p>
-      <w:pPr>
-        <w:numPr>
-          <w:ilvl w:val="0"/>
-          <w:numId w:val="7"/>
-        </w:numPr>
-        <w:spacing w:after="0" w:before="240" w:lineRule="auto"/>
-        <w:ind w:left="720" w:hanging="360"/>
-        <w:rPr/>
-      </w:pPr>
-      <w:r>
-        <w:rPr>
-          <w:rFonts w:ascii="Aptos" w:cs="Aptos" w:eastAsia="Aptos" w:hAnsi="Aptos"/>
-          <w:rtl w:val="0"/>
-        </w:rPr>
-        <w:t xml:space="preserve">disponibilidad del entorno de desarrollo;</w:t>
-      </w:r>
-      <w:r>
-        <w:rPr>
-          <w:rtl w:val="0"/>
-        </w:rPr>
-      </w:r>
-    </w:p>
-    <w:p>
-      <w:pPr>
-        <w:numPr>
-          <w:ilvl w:val="0"/>
-          <w:numId w:val="7"/>
-        </w:numPr>
-        <w:spacing w:after="0" w:before="0" w:lineRule="auto"/>
-        <w:ind w:left="720" w:hanging="360"/>
-        <w:rPr/>
-      </w:pPr>
-      <w:r>
-        <w:rPr>
-          <w:rFonts w:ascii="Aptos" w:cs="Aptos" w:eastAsia="Aptos" w:hAnsi="Aptos"/>
-          <w:rtl w:val="0"/>
-        </w:rPr>
-        <w:t xml:space="preserve">configuración de PostgreSQL;</w:t>
-      </w:r>
-      <w:r>
-        <w:rPr>
-          <w:rtl w:val="0"/>
-        </w:rPr>
-      </w:r>
-    </w:p>
-    <w:p>
-      <w:pPr>
-        <w:numPr>
-          <w:ilvl w:val="0"/>
-          <w:numId w:val="7"/>
-        </w:numPr>
-        <w:spacing w:after="0" w:before="0" w:lineRule="auto"/>
-        <w:ind w:left="720" w:hanging="360"/>
-        <w:rPr/>
-      </w:pPr>
-      <w:r>
-        <w:rPr>
-          <w:rFonts w:ascii="Aptos" w:cs="Aptos" w:eastAsia="Aptos" w:hAnsi="Aptos"/>
-          <w:rtl w:val="0"/>
-        </w:rPr>
-        <w:t xml:space="preserve">configuración de herramientas necesarias para la aplicación de escritorio;</w:t>
-      </w:r>
-      <w:r>
-        <w:rPr>
-          <w:rtl w:val="0"/>
-        </w:rPr>
-      </w:r>
-    </w:p>
-    <w:p>
-      <w:pPr>
-        <w:numPr>
-          <w:ilvl w:val="0"/>
-          <w:numId w:val="7"/>
-        </w:numPr>
-        <w:spacing w:after="0" w:before="0" w:lineRule="auto"/>
-        <w:ind w:left="720" w:hanging="360"/>
-        <w:rPr/>
-      </w:pPr>
-      <w:r>
-        <w:rPr>
-          <w:rFonts w:ascii="Aptos" w:cs="Aptos" w:eastAsia="Aptos" w:hAnsi="Aptos"/>
-          <w:rtl w:val="0"/>
-        </w:rPr>
-        <w:t xml:space="preserve">repositorio GitHub;</w:t>
-      </w:r>
-      <w:r>
-        <w:rPr>
-          <w:rtl w:val="0"/>
-        </w:rPr>
-      </w:r>
-    </w:p>
-    <w:p>
-      <w:pPr>
-        <w:numPr>
-          <w:ilvl w:val="0"/>
-          <w:numId w:val="7"/>
-        </w:numPr>
-        <w:spacing w:after="0" w:before="0" w:lineRule="auto"/>
-        <w:ind w:left="720" w:hanging="360"/>
-        <w:rPr/>
-      </w:pPr>
-      <w:r>
-        <w:rPr>
-          <w:rFonts w:ascii="Aptos" w:cs="Aptos" w:eastAsia="Aptos" w:hAnsi="Aptos"/>
-          <w:rtl w:val="0"/>
-        </w:rPr>
-        <w:t xml:space="preserve">disponibilidad de las tecnologías seleccionadas;</w:t>
-      </w:r>
-      <w:r>
-        <w:rPr>
-          <w:rtl w:val="0"/>
-        </w:rPr>
-      </w:r>
-    </w:p>
-    <w:p>
-      <w:pPr>
-        <w:numPr>
-          <w:ilvl w:val="0"/>
-          <w:numId w:val="7"/>
-        </w:numPr>
-        <w:spacing w:after="0" w:before="0" w:lineRule="auto"/>
-        <w:ind w:left="720" w:hanging="360"/>
-        <w:rPr/>
-      </w:pPr>
-      <w:r>
-        <w:rPr>
-          <w:rFonts w:ascii="Aptos" w:cs="Aptos" w:eastAsia="Aptos" w:hAnsi="Aptos"/>
-          <w:rtl w:val="0"/>
-        </w:rPr>
-        <w:t xml:space="preserve">evolución del diseño de base de datos;</w:t>
-      </w:r>
-      <w:r>
-        <w:rPr>
-          <w:rtl w:val="0"/>
-        </w:rPr>
-      </w:r>
-    </w:p>
-    <w:p>
-      <w:pPr>
-        <w:numPr>
-          <w:ilvl w:val="0"/>
-          <w:numId w:val="7"/>
-        </w:numPr>
-        <w:spacing w:after="0" w:before="0" w:lineRule="auto"/>
-        <w:ind w:left="720" w:hanging="360"/>
-        <w:rPr/>
-      </w:pPr>
-      <w:r>
-        <w:rPr>
-          <w:rFonts w:ascii="Aptos" w:cs="Aptos" w:eastAsia="Aptos" w:hAnsi="Aptos"/>
-          <w:rtl w:val="0"/>
-        </w:rPr>
-        <w:t xml:space="preserve">definición de requisitos;</w:t>
-      </w:r>
-      <w:r>
-        <w:rPr>
-          <w:rtl w:val="0"/>
-        </w:rPr>
-      </w:r>
-    </w:p>
-    <w:p>
-      <w:pPr>
-        <w:numPr>
-          <w:ilvl w:val="0"/>
-          <w:numId w:val="7"/>
-        </w:numPr>
-        <w:spacing w:after="0" w:before="0" w:lineRule="auto"/>
-        <w:ind w:left="720" w:hanging="360"/>
-        <w:rPr/>
-      </w:pPr>
-      <w:r>
-        <w:rPr>
-          <w:rFonts w:ascii="Aptos" w:cs="Aptos" w:eastAsia="Aptos" w:hAnsi="Aptos"/>
-          <w:rtl w:val="0"/>
-        </w:rPr>
-        <w:t xml:space="preserve">definición del Product Backlog;</w:t>
-      </w:r>
-      <w:r>
-        <w:rPr>
-          <w:rtl w:val="0"/>
-        </w:rPr>
-      </w:r>
-    </w:p>
-    <w:p>
-      <w:pPr>
-        <w:numPr>
-          <w:ilvl w:val="0"/>
-          <w:numId w:val="7"/>
-        </w:numPr>
-        <w:spacing w:after="0" w:before="0" w:lineRule="auto"/>
-        <w:ind w:left="720" w:hanging="360"/>
-        <w:rPr/>
-      </w:pPr>
-      <w:r>
-        <w:rPr>
-          <w:rFonts w:ascii="Aptos" w:cs="Aptos" w:eastAsia="Aptos" w:hAnsi="Aptos"/>
-          <w:rtl w:val="0"/>
-        </w:rPr>
-        <w:t xml:space="preserve">disponibilidad de tiempo de los integrantes;</w:t>
-      </w:r>
-      <w:r>
-        <w:rPr>
-          <w:rtl w:val="0"/>
-        </w:rPr>
-      </w:r>
-    </w:p>
-    <w:p>
-      <w:pPr>
-        <w:numPr>
-          <w:ilvl w:val="0"/>
-          <w:numId w:val="7"/>
-        </w:numPr>
-        <w:spacing w:after="0" w:before="0" w:lineRule="auto"/>
-        <w:ind w:left="720" w:hanging="360"/>
-        <w:rPr/>
-      </w:pPr>
-      <w:r>
-        <w:rPr>
-          <w:rFonts w:ascii="Aptos" w:cs="Aptos" w:eastAsia="Aptos" w:hAnsi="Aptos"/>
-          <w:rtl w:val="0"/>
-        </w:rPr>
-        <w:t xml:space="preserve">cumplimiento de los Sprints;</w:t>
-      </w:r>
-      <w:r>
-        <w:rPr>
-          <w:rtl w:val="0"/>
-        </w:rPr>
-      </w:r>
-    </w:p>
-    <w:p>
-      <w:pPr>
-        <w:numPr>
-          <w:ilvl w:val="0"/>
-          <w:numId w:val="7"/>
-        </w:numPr>
-        <w:spacing w:after="240" w:before="0" w:lineRule="auto"/>
-        <w:ind w:left="720" w:hanging="360"/>
-        <w:rPr/>
-      </w:pPr>
-      <w:r>
-        <w:rPr>
-          <w:rFonts w:ascii="Aptos" w:cs="Aptos" w:eastAsia="Aptos" w:hAnsi="Aptos"/>
-          <w:rtl w:val="0"/>
-        </w:rPr>
-        <w:t xml:space="preserve">retroalimentación académica.</w:t>
-      </w:r>
-      <w:r>
-        <w:rPr>
-          <w:rtl w:val="0"/>
-        </w:rPr>
-      </w:r>
-    </w:p>
-    <w:p>
-      <w:pPr>
-        <w:rPr/>
-      </w:pPr>
-      <w:r>
-        <w:rPr>
-          <w:rFonts w:ascii="Aptos" w:cs="Aptos" w:eastAsia="Aptos" w:hAnsi="Aptos"/>
-          <w:rtl w:val="0"/>
-        </w:rPr>
-        <w:t xml:space="preserve">disponibilidad de GitHub para repositorio, Pull Requests y evidencias Scrum;</w:t>
-      </w:r>
-      <w:r>
-        <w:rPr>
-          <w:rtl w:val="0"/>
-        </w:rPr>
-      </w:r>
-    </w:p>
-    <w:p>
-      <w:pPr>
-        <w:rPr/>
-      </w:pPr>
-      <w:r>
-        <w:rPr>
-          <w:rFonts w:ascii="Aptos" w:cs="Aptos" w:eastAsia="Aptos" w:hAnsi="Aptos"/>
-          <w:rtl w:val="0"/>
-        </w:rPr>
-        <w:t xml:space="preserve">disponibilidad de Docker para el entorno reproducible exigido por Capstone.</w:t>
-      </w:r>
-      <w:r>
-        <w:rPr>
-          <w:rtl w:val="0"/>
-        </w:rPr>
-      </w:r>
-    </w:p>
-    <w:p>
-      <w:pPr>
-        <w:spacing w:after="240" w:before="240" w:lineRule="auto"/>
-        <w:rPr/>
-      </w:pPr>
-      <w:r>
-        <w:rPr>
-          <w:rFonts w:ascii="Aptos" w:cs="Aptos" w:eastAsia="Aptos" w:hAnsi="Aptos"/>
-          <w:rtl w:val="0"/>
-        </w:rPr>
-        <w:t xml:space="preserve">Las dependencias externas deberán ser controladas para evitar que comprometan el funcionamiento del núcleo de CitaJusta.</w:t>
-      </w:r>
-      <w:r>
-        <w:rPr>
-          <w:rtl w:val="0"/>
-        </w:rPr>
-      </w:r>
-    </w:p>
-    <w:p>
-      <w:pPr>
-        <w:pStyle w:val="Heading1"/>
-        <w:keepNext w:val="0"/>
-        <w:keepLines w:val="0"/>
-        <w:spacing w:before="480" w:lineRule="auto"/>
-        <w:rPr>
-          <w:b w:val="1"/>
-          <w:bCs w:val="1"/>
-          <w:sz w:val="46"/>
-          <w:szCs w:val="46"/>
-        </w:rPr>
-      </w:pPr>
-      <w:bookmarkStart w:colFirst="0" w:colLast="0" w:name="_heading=h.h7djlguv83lj" w:id="57"/>
-      <w:bookmarkEnd w:id="57"/>
-      <w:r>
-        <w:rPr>
-          <w:rFonts w:ascii="Aptos" w:cs="Aptos" w:eastAsia="Aptos" w:hAnsi="Aptos"/>
-          <w:b w:val="1"/>
-          <w:bCs w:val="1"/>
-          <w:sz w:val="46"/>
-          <w:szCs w:val="46"/>
-          <w:rtl w:val="0"/>
-        </w:rPr>
-        <w:t xml:space="preserve">28. Prioridad del desarrollo</w:t>
-      </w:r>
-      <w:r>
-        <w:rPr>
-          <w:rtl w:val="0"/>
-        </w:rPr>
-      </w:r>
-    </w:p>
-    <w:p>
-      <w:pPr>
-        <w:spacing w:after="240" w:before="240" w:lineRule="auto"/>
-        <w:rPr/>
-      </w:pPr>
-      <w:r>
-        <w:rPr>
-          <w:rFonts w:ascii="Aptos" w:cs="Aptos" w:eastAsia="Aptos" w:hAnsi="Aptos"/>
-          <w:rtl w:val="0"/>
-        </w:rPr>
-        <w:t xml:space="preserve">La prioridad funcional del proyecto será la siguiente:</w:t>
       </w:r>
       <w:r>
         <w:rPr>
@@ -17464,11 +16118,10 @@
           <w:szCs w:val="26"/>
         </w:rPr>
       </w:pPr>
-      <w:bookmarkStart w:colFirst="0" w:colLast="0" w:name="_heading=h.uaboovrzjiei" w:id="58"/>
-      <w:bookmarkEnd w:id="58"/>
-      <w:r>
-        <w:rPr>
-          <w:rFonts w:ascii="Aptos" w:cs="Aptos" w:eastAsia="Aptos" w:hAnsi="Aptos"/>
+      <w:bookmarkStart w:colFirst="0" w:colLast="0" w:name="_heading=h.t7u3ozxrin3f" w:id="50"/>
+      <w:bookmarkEnd w:id="50"/>
+      <w:r>
+        <w:rPr>
           <w:b w:val="1"/>
           <w:bCs w:val="1"/>
           <w:color w:val="000000"/>
@@ -17476,12 +16129,7 @@
           <w:szCs w:val="26"/>
           <w:rtl w:val="0"/>
         </w:rPr>
-        <w:t xml:space="preserve">Prioridad 1</w:t>
-      </w:r>
-      <w:r>
-        <w:rPr>
-          <w:rtl w:val="0"/>
-        </w:rPr>
+        <w:t xml:space="preserve">Restricciones legales</w:t>
       </w:r>
     </w:p>
     <w:p>
@@ -17491,10 +16139,1073 @@
       </w:pPr>
       <w:r>
         <w:rPr>
-          <w:rFonts w:ascii="Aptos" w:cs="Aptos" w:eastAsia="Aptos" w:hAnsi="Aptos"/>
-          <w:rtl w:val="0"/>
-        </w:rPr>
-        <w:t xml:space="preserve">Flujo completo relacionado con citas, cancelaciones, lista de espera y reasignación.</w:t>
+          <w:rtl w:val="0"/>
+        </w:rPr>
+        <w:t xml:space="preserve">El tratamiento de información realizado por CitaJusta deberá cumplir con la normativa chilena aplicable en materia de protección de datos personales, privacidad, seguridad de la información y, cuando corresponda según el tipo de institución que utilice la plataforma, normativa sectorial específica.</w:t>
+      </w:r>
+    </w:p>
+    <w:p>
+      <w:pPr>
+        <w:spacing w:after="240" w:before="240" w:lineRule="auto"/>
+        <w:rPr/>
+      </w:pPr>
+      <w:r>
+        <w:rPr>
+          <w:rtl w:val="0"/>
+        </w:rPr>
+        <w:t xml:space="preserve">A la fecha de elaboración de este documento, septiembre de 2026, el tratamiento de datos personales en Chile se encuentra regulado principalmente por la </w:t>
+      </w:r>
+      <w:r>
+        <w:rPr>
+          <w:b w:val="1"/>
+          <w:bCs w:val="1"/>
+          <w:rtl w:val="0"/>
+        </w:rPr>
+        <w:t xml:space="preserve">Ley N.º 19.628 sobre Protección de la Vida Privada</w:t>
+      </w:r>
+      <w:r>
+        <w:rPr>
+          <w:rtl w:val="0"/>
+        </w:rPr>
+        <w:t xml:space="preserve">. Asimismo, el proyecto deberá considerar anticipadamente la </w:t>
+      </w:r>
+      <w:r>
+        <w:rPr>
+          <w:b w:val="1"/>
+          <w:bCs w:val="1"/>
+          <w:rtl w:val="0"/>
+        </w:rPr>
+        <w:t xml:space="preserve">Ley N.º 21.719</w:t>
+      </w:r>
+      <w:r>
+        <w:rPr>
+          <w:rtl w:val="0"/>
+        </w:rPr>
+        <w:t xml:space="preserve">, que regula la protección y el tratamiento de los datos personales y crea la Agencia de Protección de Datos Personales, cuya entrada en vigencia está establecida para el </w:t>
+      </w:r>
+      <w:r>
+        <w:rPr>
+          <w:b w:val="1"/>
+          <w:bCs w:val="1"/>
+          <w:rtl w:val="0"/>
+        </w:rPr>
+        <w:t xml:space="preserve">1 de diciembre de 2026</w:t>
+      </w:r>
+      <w:r>
+        <w:rPr>
+          <w:rtl w:val="0"/>
+        </w:rPr>
+        <w:t xml:space="preserve">. Por esta razón, CitaJusta deberá diseñarse no sólo considerando la legislación actualmente vigente, sino también evitando decisiones técnicas que resulten incompatibles con el nuevo marco regulatorio.</w:t>
+      </w:r>
+    </w:p>
+    <w:p>
+      <w:pPr>
+        <w:spacing w:after="240" w:before="240" w:lineRule="auto"/>
+        <w:rPr/>
+      </w:pPr>
+      <w:r>
+        <w:rPr>
+          <w:rtl w:val="0"/>
+        </w:rPr>
+        <w:t xml:space="preserve">CitaJusta tratará datos personales necesarios para la operación de la plataforma, tales como información de identificación y cuenta de usuario, correo electrónico, identificadores internos, institución, sede, servicio solicitado, profesional asociado, fecha y horario de las citas, estado de las reservas, cancelaciones, participación en listas de espera, preferencias de disponibilidad y registros asociados a los procesos de reasignación.</w:t>
+      </w:r>
+    </w:p>
+    <w:p>
+      <w:pPr>
+        <w:spacing w:after="240" w:before="240" w:lineRule="auto"/>
+        <w:rPr/>
+      </w:pPr>
+      <w:r>
+        <w:rPr>
+          <w:rtl w:val="0"/>
+        </w:rPr>
+        <w:t xml:space="preserve">El tratamiento de estos datos deberá responder a finalidades determinadas y legítimas relacionadas con la gestión de citas, administración institucional, listas de espera, recuperación de cupos cancelados, seguridad y trazabilidad del sistema. No deberán recopilarse datos personales que no resulten necesarios para dichas finalidades.</w:t>
+      </w:r>
+    </w:p>
+    <w:p>
+      <w:pPr>
+        <w:spacing w:after="240" w:before="240" w:lineRule="auto"/>
+        <w:rPr/>
+      </w:pPr>
+      <w:r>
+        <w:rPr>
+          <w:rtl w:val="0"/>
+        </w:rPr>
+        <w:t xml:space="preserve">El proyecto adoptará un enfoque de </w:t>
+      </w:r>
+      <w:r>
+        <w:rPr>
+          <w:b w:val="1"/>
+          <w:bCs w:val="1"/>
+          <w:rtl w:val="0"/>
+        </w:rPr>
+        <w:t xml:space="preserve">protección de datos y privacidad desde el diseño</w:t>
+      </w:r>
+      <w:r>
+        <w:rPr>
+          <w:rtl w:val="0"/>
+        </w:rPr>
+        <w:t xml:space="preserve">, considerando especialmente los principios de minimización de datos, finalidad, proporcionalidad, seguridad, transparencia, confidencialidad y responsabilidad. Esto implica que cada componente deberá tratar únicamente la información necesaria para cumplir su función y que el acceso a los datos deberá limitarse de acuerdo con los roles y permisos del usuario.</w:t>
+      </w:r>
+    </w:p>
+    <w:p>
+      <w:pPr>
+        <w:spacing w:after="240" w:before="240" w:lineRule="auto"/>
+        <w:rPr/>
+      </w:pPr>
+      <w:r>
+        <w:rPr>
+          <w:rtl w:val="0"/>
+        </w:rPr>
+        <w:t xml:space="preserve">CitaJusta utilizará mecanismos de autenticación, autorización mediante roles y permisos, validación en backend y aislamiento de información por institución y sede. Un usuario final deberá acceder exclusivamente a la información que le corresponda, mientras que los funcionarios institucionales sólo podrán consultar o modificar recursos dentro del ámbito autorizado para su función.</w:t>
+      </w:r>
+    </w:p>
+    <w:p>
+      <w:pPr>
+        <w:spacing w:after="240" w:before="240" w:lineRule="auto"/>
+        <w:rPr/>
+      </w:pPr>
+      <w:r>
+        <w:rPr>
+          <w:rtl w:val="0"/>
+        </w:rPr>
+        <w:t xml:space="preserve">Las contraseñas no deberán almacenarse en texto plano. Los secretos de aplicación, tokens, claves de acceso, credenciales de servicios externos y cadenas de conexión deberán mantenerse fuera del código fuente mediante mecanismos seguros de configuración y variables de entorno.</w:t>
+      </w:r>
+    </w:p>
+    <w:p>
+      <w:pPr>
+        <w:spacing w:after="240" w:before="240" w:lineRule="auto"/>
+        <w:rPr/>
+      </w:pPr>
+      <w:r>
+        <w:rPr>
+          <w:rtl w:val="0"/>
+        </w:rPr>
+        <w:t xml:space="preserve">Los registros técnicos y logs del sistema no deberán contener contraseñas, tokens, secretos ni datos personales innecesarios. La información utilizada para desarrollo, pruebas, demostraciones y evidencias académicas será preferentemente ficticia o anonimizada, evitando la exposición de datos reales en capturas de pantalla, repositorios, documentación o archivos de prueba.</w:t>
+      </w:r>
+    </w:p>
+    <w:p>
+      <w:pPr>
+        <w:spacing w:after="240" w:before="240" w:lineRule="auto"/>
+        <w:rPr/>
+      </w:pPr>
+      <w:r>
+        <w:rPr>
+          <w:rtl w:val="0"/>
+        </w:rPr>
+        <w:t xml:space="preserve">CitaJusta no tendrá como propósito almacenar información clínica. Tal como se establece en los elementos fuera de alcance del proyecto, el sistema no contempla fichas clínicas, diagnósticos, prescripciones, tratamientos ni recomendaciones médicas. Esta limitación reduce el tratamiento innecesario de datos especialmente sensibles.</w:t>
+      </w:r>
+    </w:p>
+    <w:p>
+      <w:pPr>
+        <w:spacing w:after="240" w:before="240" w:lineRule="auto"/>
+        <w:rPr/>
+      </w:pPr>
+      <w:r>
+        <w:rPr>
+          <w:rtl w:val="0"/>
+        </w:rPr>
+        <w:t xml:space="preserve">En una eventual implementación futura dentro de hospitales, clínicas, consultorios u otros prestadores de salud, deberá evaluarse adicionalmente la aplicación de la </w:t>
+      </w:r>
+      <w:r>
+        <w:rPr>
+          <w:b w:val="1"/>
+          <w:bCs w:val="1"/>
+          <w:rtl w:val="0"/>
+        </w:rPr>
+        <w:t xml:space="preserve">Ley N.º 20.584</w:t>
+      </w:r>
+      <w:r>
+        <w:rPr>
+          <w:rtl w:val="0"/>
+        </w:rPr>
+        <w:t xml:space="preserve">, debido a que la información contenida en fichas clínicas y otros antecedentes relacionados con procedimientos o tratamientos es considerada información sensible y se encuentra sujeta a obligaciones reforzadas de confidencialidad, conservación y acceso. CitaJusta deberá mantener una separación clara entre la gestión administrativa de una cita y el tratamiento de antecedentes clínicos.</w:t>
+      </w:r>
+    </w:p>
+    <w:p>
+      <w:pPr>
+        <w:spacing w:after="240" w:before="240" w:lineRule="auto"/>
+        <w:rPr/>
+      </w:pPr>
+      <w:r>
+        <w:rPr>
+          <w:rtl w:val="0"/>
+        </w:rPr>
+        <w:t xml:space="preserve">También deberá considerarse la </w:t>
+      </w:r>
+      <w:r>
+        <w:rPr>
+          <w:b w:val="1"/>
+          <w:bCs w:val="1"/>
+          <w:rtl w:val="0"/>
+        </w:rPr>
+        <w:t xml:space="preserve">Ley N.º 21.663, Marco de Ciberseguridad</w:t>
+      </w:r>
+      <w:r>
+        <w:rPr>
+          <w:rtl w:val="0"/>
+        </w:rPr>
+        <w:t xml:space="preserve">, especialmente cuando CitaJusta sea implementado por organismos de la Administración del Estado, prestadores institucionales de salud u otras organizaciones que se encuentren dentro de su ámbito de aplicación. Esta normativa incorpora expresamente principios de seguridad y privacidad por defecto y desde el diseño, y considera determinados servicios de salud y tecnología entre los servicios esenciales sujetos a obligaciones específicas de ciberseguridad.</w:t>
+      </w:r>
+    </w:p>
+    <w:p>
+      <w:pPr>
+        <w:spacing w:after="240" w:before="240" w:lineRule="auto"/>
+        <w:rPr/>
+      </w:pPr>
+      <w:r>
+        <w:rPr>
+          <w:rtl w:val="0"/>
+        </w:rPr>
+        <w:t xml:space="preserve">El sistema deberá mantener trazabilidad de las operaciones relevantes. Acciones como creación, modificación y cancelación de citas, cambios de estado, generación de ofertas, aceptación o rechazo, reasignaciones y cambios administrativos relevantes deberán permitir determinar qué ocurrió y en qué momento, de acuerdo con el alcance de auditoría definido para el proyecto.</w:t>
+      </w:r>
+    </w:p>
+    <w:p>
+      <w:pPr>
+        <w:spacing w:after="240" w:before="240" w:lineRule="auto"/>
+        <w:rPr/>
+      </w:pPr>
+      <w:r>
+        <w:rPr>
+          <w:rtl w:val="0"/>
+        </w:rPr>
+        <w:t xml:space="preserve">El </w:t>
+      </w:r>
+      <w:r>
+        <w:rPr>
+          <w:b w:val="1"/>
+          <w:bCs w:val="1"/>
+          <w:rtl w:val="0"/>
+        </w:rPr>
+        <w:t xml:space="preserve">motor de reasignación de CitaJusta</w:t>
+      </w:r>
+      <w:r>
+        <w:rPr>
+          <w:rtl w:val="0"/>
+        </w:rPr>
+        <w:t xml:space="preserve"> deberá aplicar criterios objetivos y relacionados directamente con la finalidad del proceso. La evaluación de candidatos podrá considerar elementos como el servicio requerido, sede, disponibilidad, preferencias declaradas, antigüedad en la lista y reglas institucionales autorizadas, evitando utilizar atributos personales sensibles que no sean necesarios para la asignación del cupo.</w:t>
+      </w:r>
+    </w:p>
+    <w:p>
+      <w:pPr>
+        <w:spacing w:after="240" w:before="240" w:lineRule="auto"/>
+        <w:rPr/>
+      </w:pPr>
+      <w:r>
+        <w:rPr>
+          <w:rtl w:val="0"/>
+        </w:rPr>
+        <w:t xml:space="preserve">El proceso de reasignación deberá ser trazable y explicable. El sistema deberá poder registrar los candidatos evaluados, los criterios aplicados, las exclusiones producidas, las ofertas generadas y el resultado final del proceso. Esta información deberá mantenerse limitada a lo necesario para supervisar y auditar el funcionamiento del motor.</w:t>
+      </w:r>
+    </w:p>
+    <w:p>
+      <w:pPr>
+        <w:spacing w:after="240" w:before="240" w:lineRule="auto"/>
+        <w:rPr/>
+      </w:pPr>
+      <w:r>
+        <w:rPr>
+          <w:rtl w:val="0"/>
+        </w:rPr>
+        <w:t xml:space="preserve">La conservación de datos deberá responder a criterios definidos y no podrá ser indefinida por defecto. En etapas posteriores del proyecto deberán establecerse períodos de retención diferenciados para información de usuarios, citas, listas de espera, ofertas, sesiones, logs y registros de auditoría. Cuando un dato deje de ser necesario y no exista una obligación legítima de conservarlo, deberá evaluarse su eliminación, anonimización, bloqueo o mecanismo equivalente según corresponda.</w:t>
+      </w:r>
+    </w:p>
+    <w:p>
+      <w:pPr>
+        <w:spacing w:after="240" w:before="240" w:lineRule="auto"/>
+        <w:rPr/>
+      </w:pPr>
+      <w:r>
+        <w:rPr>
+          <w:rtl w:val="0"/>
+        </w:rPr>
+        <w:t xml:space="preserve">La utilización de mecanismos de eliminación lógica o </w:t>
+      </w:r>
+      <w:r>
+        <w:rPr>
+          <w:rFonts w:ascii="Roboto Mono" w:cs="Roboto Mono" w:eastAsia="Roboto Mono" w:hAnsi="Roboto Mono"/>
+          <w:color w:val="188038"/>
+          <w:rtl w:val="0"/>
+        </w:rPr>
+        <w:t xml:space="preserve">soft delete</w:t>
+      </w:r>
+      <w:r>
+        <w:rPr>
+          <w:rtl w:val="0"/>
+        </w:rPr>
+        <w:t xml:space="preserve"> podrá utilizarse para proteger la integridad referencial y mantener trazabilidad técnica, pero no deberá considerarse automáticamente equivalente al cumplimiento de una solicitud de eliminación de datos personales.</w:t>
+      </w:r>
+    </w:p>
+    <w:p>
+      <w:pPr>
+        <w:spacing w:after="240" w:before="240" w:lineRule="auto"/>
+        <w:rPr/>
+      </w:pPr>
+      <w:r>
+        <w:rPr>
+          <w:rtl w:val="0"/>
+        </w:rPr>
+        <w:t xml:space="preserve">Cuando la plataforma incorpore servicios externos para correo electrónico, SMS, mensajería, almacenamiento, alojamiento, monitoreo u otras integraciones, deberá limitarse la información compartida con dichos proveedores a la estrictamente necesaria para prestar el servicio. Las credenciales de integración deberán permanecer en el backend y no deberán quedar expuestas en aplicaciones cliente.</w:t>
+      </w:r>
+    </w:p>
+    <w:p>
+      <w:pPr>
+        <w:spacing w:after="240" w:before="240" w:lineRule="auto"/>
+        <w:rPr/>
+      </w:pPr>
+      <w:r>
+        <w:rPr>
+          <w:rtl w:val="0"/>
+        </w:rPr>
+        <w:t xml:space="preserve">En una futura operación productiva deberán establecerse procedimientos para responder ante incidentes que puedan afectar datos personales, incluyendo accesos no autorizados, pérdida, alteración, divulgación o indisponibilidad de información. Estos procedimientos deberán permitir identificar los datos afectados, contener el incidente, registrar las medidas adoptadas y aplicar las obligaciones de comunicación que establezca la normativa vigente.</w:t>
+      </w:r>
+    </w:p>
+    <w:p>
+      <w:pPr>
+        <w:spacing w:after="240" w:before="240" w:lineRule="auto"/>
+        <w:rPr/>
+      </w:pPr>
+      <w:r>
+        <w:rPr>
+          <w:rtl w:val="0"/>
+        </w:rPr>
+        <w:t xml:space="preserve">CitaJusta deberá considerar además los derechos que la legislación reconozca a los titulares respecto de sus datos personales. El diseño deberá facilitar, cuando corresponda, mecanismos para atender solicitudes de acceso, rectificación, eliminación, oposición, bloqueo u otros derechos aplicables, manteniendo aquellas restricciones de conservación que sean necesarias por razones legales, de seguridad o trazabilidad.</w:t>
+      </w:r>
+    </w:p>
+    <w:p>
+      <w:pPr>
+        <w:spacing w:after="240" w:before="240" w:lineRule="auto"/>
+        <w:rPr>
+          <w:rFonts w:ascii="Aptos" w:cs="Aptos" w:eastAsia="Aptos" w:hAnsi="Aptos"/>
+        </w:rPr>
+      </w:pPr>
+      <w:r>
+        <w:rPr>
+          <w:rtl w:val="0"/>
+        </w:rPr>
+        <w:t xml:space="preserve">El proyecto académico no declarará cumplimiento total o certificación respecto de una determinada normativa mientras ésta no haya sido objeto de una evaluación formal de cumplimiento. La documentación deberá indicar que CitaJusta ha sido </w:t>
+      </w:r>
+      <w:r>
+        <w:rPr>
+          <w:b w:val="1"/>
+          <w:bCs w:val="1"/>
+          <w:rtl w:val="0"/>
+        </w:rPr>
+        <w:t xml:space="preserve">diseñado considerando la Ley N.º 19.628 actualmente vigente y anticipando los principios y obligaciones de la Ley N.º 21.719 que entrará en vigencia el 1 de diciembre de 2026</w:t>
+      </w:r>
+      <w:r>
+        <w:rPr>
+          <w:rtl w:val="0"/>
+        </w:rPr>
+        <w:t xml:space="preserve">.</w:t>
+      </w:r>
+      <w:r>
+        <w:rPr>
+          <w:rtl w:val="0"/>
+        </w:rPr>
+      </w:r>
+    </w:p>
+    <w:p>
+      <w:pPr>
+        <w:pStyle w:val="Heading1"/>
+        <w:keepNext w:val="0"/>
+        <w:keepLines w:val="0"/>
+        <w:spacing w:before="480" w:lineRule="auto"/>
+        <w:rPr>
+          <w:b w:val="1"/>
+          <w:bCs w:val="1"/>
+          <w:sz w:val="46"/>
+          <w:szCs w:val="46"/>
+        </w:rPr>
+      </w:pPr>
+      <w:bookmarkStart w:colFirst="0" w:colLast="0" w:name="_heading=h.hbz86onbkhzb" w:id="51"/>
+      <w:bookmarkEnd w:id="51"/>
+      <w:r>
+        <w:rPr>
+          <w:rFonts w:ascii="Aptos" w:cs="Aptos" w:eastAsia="Aptos" w:hAnsi="Aptos"/>
+          <w:b w:val="1"/>
+          <w:bCs w:val="1"/>
+          <w:sz w:val="46"/>
+          <w:szCs w:val="46"/>
+          <w:rtl w:val="0"/>
+        </w:rPr>
+        <w:t xml:space="preserve">26. Supuestos</w:t>
+      </w:r>
+      <w:r>
+        <w:rPr>
+          <w:rtl w:val="0"/>
+        </w:rPr>
+      </w:r>
+    </w:p>
+    <w:p>
+      <w:pPr>
+        <w:spacing w:after="240" w:before="240" w:lineRule="auto"/>
+        <w:rPr/>
+      </w:pPr>
+      <w:r>
+        <w:rPr>
+          <w:rFonts w:ascii="Aptos" w:cs="Aptos" w:eastAsia="Aptos" w:hAnsi="Aptos"/>
+          <w:rtl w:val="0"/>
+        </w:rPr>
+        <w:t xml:space="preserve">Para definir el alcance se asumirán inicialmente las siguientes condiciones:</w:t>
+      </w:r>
+      <w:r>
+        <w:rPr>
+          <w:rtl w:val="0"/>
+        </w:rPr>
+      </w:r>
+    </w:p>
+    <w:p>
+      <w:pPr>
+        <w:numPr>
+          <w:ilvl w:val="0"/>
+          <w:numId w:val="18"/>
+        </w:numPr>
+        <w:spacing w:after="0" w:before="240" w:lineRule="auto"/>
+        <w:ind w:left="720" w:hanging="360"/>
+        <w:rPr/>
+      </w:pPr>
+      <w:r>
+        <w:rPr>
+          <w:rFonts w:ascii="Aptos" w:cs="Aptos" w:eastAsia="Aptos" w:hAnsi="Aptos"/>
+          <w:rtl w:val="0"/>
+        </w:rPr>
+        <w:t xml:space="preserve">las instituciones disponen de servicios que funcionan mediante reserva de hora;</w:t>
+      </w:r>
+      <w:r>
+        <w:rPr>
+          <w:rtl w:val="0"/>
+        </w:rPr>
+      </w:r>
+    </w:p>
+    <w:p>
+      <w:pPr>
+        <w:numPr>
+          <w:ilvl w:val="0"/>
+          <w:numId w:val="18"/>
+        </w:numPr>
+        <w:spacing w:after="0" w:before="0" w:lineRule="auto"/>
+        <w:ind w:left="720" w:hanging="360"/>
+        <w:rPr/>
+      </w:pPr>
+      <w:r>
+        <w:rPr>
+          <w:rFonts w:ascii="Aptos" w:cs="Aptos" w:eastAsia="Aptos" w:hAnsi="Aptos"/>
+          <w:rtl w:val="0"/>
+        </w:rPr>
+        <w:t xml:space="preserve">los servicios tienen una duración determinada;</w:t>
+      </w:r>
+      <w:r>
+        <w:rPr>
+          <w:rtl w:val="0"/>
+        </w:rPr>
+      </w:r>
+    </w:p>
+    <w:p>
+      <w:pPr>
+        <w:numPr>
+          <w:ilvl w:val="0"/>
+          <w:numId w:val="18"/>
+        </w:numPr>
+        <w:spacing w:after="0" w:before="0" w:lineRule="auto"/>
+        <w:ind w:left="720" w:hanging="360"/>
+        <w:rPr/>
+      </w:pPr>
+      <w:r>
+        <w:rPr>
+          <w:rFonts w:ascii="Aptos" w:cs="Aptos" w:eastAsia="Aptos" w:hAnsi="Aptos"/>
+          <w:rtl w:val="0"/>
+        </w:rPr>
+        <w:t xml:space="preserve">existen usuarios interesados en acceder a dichos servicios;</w:t>
+      </w:r>
+      <w:r>
+        <w:rPr>
+          <w:rtl w:val="0"/>
+        </w:rPr>
+      </w:r>
+    </w:p>
+    <w:p>
+      <w:pPr>
+        <w:numPr>
+          <w:ilvl w:val="0"/>
+          <w:numId w:val="18"/>
+        </w:numPr>
+        <w:spacing w:after="0" w:before="0" w:lineRule="auto"/>
+        <w:ind w:left="720" w:hanging="360"/>
+        <w:rPr/>
+      </w:pPr>
+      <w:r>
+        <w:rPr>
+          <w:rFonts w:ascii="Aptos" w:cs="Aptos" w:eastAsia="Aptos" w:hAnsi="Aptos"/>
+          <w:rtl w:val="0"/>
+        </w:rPr>
+        <w:t xml:space="preserve">algunas citas podrán ser canceladas;</w:t>
+      </w:r>
+      <w:r>
+        <w:rPr>
+          <w:rtl w:val="0"/>
+        </w:rPr>
+      </w:r>
+    </w:p>
+    <w:p>
+      <w:pPr>
+        <w:numPr>
+          <w:ilvl w:val="0"/>
+          <w:numId w:val="18"/>
+        </w:numPr>
+        <w:spacing w:after="0" w:before="0" w:lineRule="auto"/>
+        <w:ind w:left="720" w:hanging="360"/>
+        <w:rPr/>
+      </w:pPr>
+      <w:r>
+        <w:rPr>
+          <w:rFonts w:ascii="Aptos" w:cs="Aptos" w:eastAsia="Aptos" w:hAnsi="Aptos"/>
+          <w:rtl w:val="0"/>
+        </w:rPr>
+        <w:t xml:space="preserve">podrá existir una lista de espera;</w:t>
+      </w:r>
+      <w:r>
+        <w:rPr>
+          <w:rtl w:val="0"/>
+        </w:rPr>
+      </w:r>
+    </w:p>
+    <w:p>
+      <w:pPr>
+        <w:numPr>
+          <w:ilvl w:val="0"/>
+          <w:numId w:val="18"/>
+        </w:numPr>
+        <w:spacing w:after="0" w:before="0" w:lineRule="auto"/>
+        <w:ind w:left="720" w:hanging="360"/>
+        <w:rPr/>
+      </w:pPr>
+      <w:r>
+        <w:rPr>
+          <w:rFonts w:ascii="Aptos" w:cs="Aptos" w:eastAsia="Aptos" w:hAnsi="Aptos"/>
+          <w:rtl w:val="0"/>
+        </w:rPr>
+        <w:t xml:space="preserve">los usuarios podrán declarar preferencias;</w:t>
+      </w:r>
+      <w:r>
+        <w:rPr>
+          <w:rtl w:val="0"/>
+        </w:rPr>
+      </w:r>
+    </w:p>
+    <w:p>
+      <w:pPr>
+        <w:numPr>
+          <w:ilvl w:val="0"/>
+          <w:numId w:val="18"/>
+        </w:numPr>
+        <w:spacing w:after="0" w:before="0" w:lineRule="auto"/>
+        <w:ind w:left="720" w:hanging="360"/>
+        <w:rPr/>
+      </w:pPr>
+      <w:r>
+        <w:rPr>
+          <w:rFonts w:ascii="Aptos" w:cs="Aptos" w:eastAsia="Aptos" w:hAnsi="Aptos"/>
+          <w:rtl w:val="0"/>
+        </w:rPr>
+        <w:t xml:space="preserve">las instituciones podrán establecer reglas de prioridad;</w:t>
+      </w:r>
+      <w:r>
+        <w:rPr>
+          <w:rtl w:val="0"/>
+        </w:rPr>
+      </w:r>
+    </w:p>
+    <w:p>
+      <w:pPr>
+        <w:numPr>
+          <w:ilvl w:val="0"/>
+          <w:numId w:val="18"/>
+        </w:numPr>
+        <w:spacing w:after="0" w:before="0" w:lineRule="auto"/>
+        <w:ind w:left="720" w:hanging="360"/>
+        <w:rPr/>
+      </w:pPr>
+      <w:r>
+        <w:rPr>
+          <w:rFonts w:ascii="Aptos" w:cs="Aptos" w:eastAsia="Aptos" w:hAnsi="Aptos"/>
+          <w:rtl w:val="0"/>
+        </w:rPr>
+        <w:t xml:space="preserve">existe conectividad para utilizar la plataforma;</w:t>
+      </w:r>
+      <w:r>
+        <w:rPr>
+          <w:rtl w:val="0"/>
+        </w:rPr>
+      </w:r>
+    </w:p>
+    <w:p>
+      <w:pPr>
+        <w:numPr>
+          <w:ilvl w:val="0"/>
+          <w:numId w:val="18"/>
+        </w:numPr>
+        <w:spacing w:after="0" w:before="0" w:lineRule="auto"/>
+        <w:ind w:left="720" w:hanging="360"/>
+        <w:rPr/>
+      </w:pPr>
+      <w:r>
+        <w:rPr>
+          <w:rFonts w:ascii="Aptos" w:cs="Aptos" w:eastAsia="Aptos" w:hAnsi="Aptos"/>
+          <w:rtl w:val="0"/>
+        </w:rPr>
+        <w:t xml:space="preserve">los usuarios dispondrán de credenciales propias;</w:t>
+      </w:r>
+      <w:r>
+        <w:rPr>
+          <w:rtl w:val="0"/>
+        </w:rPr>
+      </w:r>
+    </w:p>
+    <w:p>
+      <w:pPr>
+        <w:numPr>
+          <w:ilvl w:val="0"/>
+          <w:numId w:val="18"/>
+        </w:numPr>
+        <w:spacing w:after="0" w:before="0" w:lineRule="auto"/>
+        <w:ind w:left="720" w:hanging="360"/>
+        <w:rPr/>
+      </w:pPr>
+      <w:r>
+        <w:rPr>
+          <w:rFonts w:ascii="Aptos" w:cs="Aptos" w:eastAsia="Aptos" w:hAnsi="Aptos"/>
+          <w:rtl w:val="0"/>
+        </w:rPr>
+        <w:t xml:space="preserve">los datos utilizados durante la demostración podrán ser ficticios;</w:t>
+      </w:r>
+      <w:r>
+        <w:rPr>
+          <w:rtl w:val="0"/>
+        </w:rPr>
+      </w:r>
+    </w:p>
+    <w:p>
+      <w:pPr>
+        <w:numPr>
+          <w:ilvl w:val="0"/>
+          <w:numId w:val="18"/>
+        </w:numPr>
+        <w:spacing w:after="240" w:before="0" w:lineRule="auto"/>
+        <w:ind w:left="720" w:hanging="360"/>
+        <w:rPr/>
+      </w:pPr>
+      <w:r>
+        <w:rPr>
+          <w:rFonts w:ascii="Aptos" w:cs="Aptos" w:eastAsia="Aptos" w:hAnsi="Aptos"/>
+          <w:rtl w:val="0"/>
+        </w:rPr>
+        <w:t xml:space="preserve">el proyecto podrá funcionar en un ambiente académico de demostración sin requerir una implementación productiva real.</w:t>
+      </w:r>
+      <w:r>
+        <w:rPr>
+          <w:rtl w:val="0"/>
+        </w:rPr>
+      </w:r>
+    </w:p>
+    <w:p>
+      <w:pPr>
+        <w:pStyle w:val="Heading1"/>
+        <w:keepNext w:val="0"/>
+        <w:keepLines w:val="0"/>
+        <w:spacing w:before="480" w:lineRule="auto"/>
+        <w:rPr>
+          <w:b w:val="1"/>
+          <w:bCs w:val="1"/>
+          <w:sz w:val="46"/>
+          <w:szCs w:val="46"/>
+        </w:rPr>
+      </w:pPr>
+      <w:bookmarkStart w:colFirst="0" w:colLast="0" w:name="_heading=h.5kfj2zysknd7" w:id="52"/>
+      <w:bookmarkEnd w:id="52"/>
+      <w:r>
+        <w:rPr>
+          <w:rFonts w:ascii="Aptos" w:cs="Aptos" w:eastAsia="Aptos" w:hAnsi="Aptos"/>
+          <w:b w:val="1"/>
+          <w:bCs w:val="1"/>
+          <w:sz w:val="46"/>
+          <w:szCs w:val="46"/>
+          <w:rtl w:val="0"/>
+        </w:rPr>
+        <w:t xml:space="preserve">27. Dependencias</w:t>
+      </w:r>
+      <w:r>
+        <w:rPr>
+          <w:rtl w:val="0"/>
+        </w:rPr>
+      </w:r>
+    </w:p>
+    <w:p>
+      <w:pPr>
+        <w:spacing w:after="240" w:before="240" w:lineRule="auto"/>
+        <w:rPr/>
+      </w:pPr>
+      <w:r>
+        <w:rPr>
+          <w:rFonts w:ascii="Aptos" w:cs="Aptos" w:eastAsia="Aptos" w:hAnsi="Aptos"/>
+          <w:rtl w:val="0"/>
+        </w:rPr>
+        <w:t xml:space="preserve">El desarrollo de CitaJusta dependerá de:</w:t>
+      </w:r>
+      <w:r>
+        <w:rPr>
+          <w:rtl w:val="0"/>
+        </w:rPr>
+      </w:r>
+    </w:p>
+    <w:p>
+      <w:pPr>
+        <w:numPr>
+          <w:ilvl w:val="0"/>
+          <w:numId w:val="7"/>
+        </w:numPr>
+        <w:spacing w:after="0" w:before="240" w:lineRule="auto"/>
+        <w:ind w:left="720" w:hanging="360"/>
+        <w:rPr/>
+      </w:pPr>
+      <w:r>
+        <w:rPr>
+          <w:rFonts w:ascii="Aptos" w:cs="Aptos" w:eastAsia="Aptos" w:hAnsi="Aptos"/>
+          <w:rtl w:val="0"/>
+        </w:rPr>
+        <w:t xml:space="preserve">disponibilidad del entorno de desarrollo;</w:t>
+      </w:r>
+      <w:r>
+        <w:rPr>
+          <w:rtl w:val="0"/>
+        </w:rPr>
+      </w:r>
+    </w:p>
+    <w:p>
+      <w:pPr>
+        <w:numPr>
+          <w:ilvl w:val="0"/>
+          <w:numId w:val="7"/>
+        </w:numPr>
+        <w:spacing w:after="0" w:before="0" w:lineRule="auto"/>
+        <w:ind w:left="720" w:hanging="360"/>
+        <w:rPr/>
+      </w:pPr>
+      <w:r>
+        <w:rPr>
+          <w:rFonts w:ascii="Aptos" w:cs="Aptos" w:eastAsia="Aptos" w:hAnsi="Aptos"/>
+          <w:rtl w:val="0"/>
+        </w:rPr>
+        <w:t xml:space="preserve">configuración de PostgreSQL;</w:t>
+      </w:r>
+      <w:r>
+        <w:rPr>
+          <w:rtl w:val="0"/>
+        </w:rPr>
+      </w:r>
+    </w:p>
+    <w:p>
+      <w:pPr>
+        <w:numPr>
+          <w:ilvl w:val="0"/>
+          <w:numId w:val="7"/>
+        </w:numPr>
+        <w:spacing w:after="0" w:before="0" w:lineRule="auto"/>
+        <w:ind w:left="720" w:hanging="360"/>
+        <w:rPr/>
+      </w:pPr>
+      <w:r>
+        <w:rPr>
+          <w:rFonts w:ascii="Aptos" w:cs="Aptos" w:eastAsia="Aptos" w:hAnsi="Aptos"/>
+          <w:rtl w:val="0"/>
+        </w:rPr>
+        <w:t xml:space="preserve">configuración de herramientas necesarias para la aplicación de escritorio;</w:t>
+      </w:r>
+      <w:r>
+        <w:rPr>
+          <w:rtl w:val="0"/>
+        </w:rPr>
+      </w:r>
+    </w:p>
+    <w:p>
+      <w:pPr>
+        <w:numPr>
+          <w:ilvl w:val="0"/>
+          <w:numId w:val="7"/>
+        </w:numPr>
+        <w:spacing w:after="0" w:before="0" w:lineRule="auto"/>
+        <w:ind w:left="720" w:hanging="360"/>
+        <w:rPr/>
+      </w:pPr>
+      <w:r>
+        <w:rPr>
+          <w:rFonts w:ascii="Aptos" w:cs="Aptos" w:eastAsia="Aptos" w:hAnsi="Aptos"/>
+          <w:rtl w:val="0"/>
+        </w:rPr>
+        <w:t xml:space="preserve">repositorio GitHub;</w:t>
+      </w:r>
+      <w:r>
+        <w:rPr>
+          <w:rtl w:val="0"/>
+        </w:rPr>
+      </w:r>
+    </w:p>
+    <w:p>
+      <w:pPr>
+        <w:numPr>
+          <w:ilvl w:val="0"/>
+          <w:numId w:val="7"/>
+        </w:numPr>
+        <w:spacing w:after="0" w:before="0" w:lineRule="auto"/>
+        <w:ind w:left="720" w:hanging="360"/>
+        <w:rPr/>
+      </w:pPr>
+      <w:r>
+        <w:rPr>
+          <w:rFonts w:ascii="Aptos" w:cs="Aptos" w:eastAsia="Aptos" w:hAnsi="Aptos"/>
+          <w:rtl w:val="0"/>
+        </w:rPr>
+        <w:t xml:space="preserve">disponibilidad de las tecnologías seleccionadas;</w:t>
+      </w:r>
+      <w:r>
+        <w:rPr>
+          <w:rtl w:val="0"/>
+        </w:rPr>
+      </w:r>
+    </w:p>
+    <w:p>
+      <w:pPr>
+        <w:numPr>
+          <w:ilvl w:val="0"/>
+          <w:numId w:val="7"/>
+        </w:numPr>
+        <w:spacing w:after="0" w:before="0" w:lineRule="auto"/>
+        <w:ind w:left="720" w:hanging="360"/>
+        <w:rPr/>
+      </w:pPr>
+      <w:r>
+        <w:rPr>
+          <w:rFonts w:ascii="Aptos" w:cs="Aptos" w:eastAsia="Aptos" w:hAnsi="Aptos"/>
+          <w:rtl w:val="0"/>
+        </w:rPr>
+        <w:t xml:space="preserve">evolución del diseño de base de datos;</w:t>
+      </w:r>
+      <w:r>
+        <w:rPr>
+          <w:rtl w:val="0"/>
+        </w:rPr>
+      </w:r>
+    </w:p>
+    <w:p>
+      <w:pPr>
+        <w:numPr>
+          <w:ilvl w:val="0"/>
+          <w:numId w:val="7"/>
+        </w:numPr>
+        <w:spacing w:after="0" w:before="0" w:lineRule="auto"/>
+        <w:ind w:left="720" w:hanging="360"/>
+        <w:rPr/>
+      </w:pPr>
+      <w:r>
+        <w:rPr>
+          <w:rFonts w:ascii="Aptos" w:cs="Aptos" w:eastAsia="Aptos" w:hAnsi="Aptos"/>
+          <w:rtl w:val="0"/>
+        </w:rPr>
+        <w:t xml:space="preserve">definición de requisitos;</w:t>
+      </w:r>
+      <w:r>
+        <w:rPr>
+          <w:rtl w:val="0"/>
+        </w:rPr>
+      </w:r>
+    </w:p>
+    <w:p>
+      <w:pPr>
+        <w:numPr>
+          <w:ilvl w:val="0"/>
+          <w:numId w:val="7"/>
+        </w:numPr>
+        <w:spacing w:after="0" w:before="0" w:lineRule="auto"/>
+        <w:ind w:left="720" w:hanging="360"/>
+        <w:rPr/>
+      </w:pPr>
+      <w:r>
+        <w:rPr>
+          <w:rFonts w:ascii="Aptos" w:cs="Aptos" w:eastAsia="Aptos" w:hAnsi="Aptos"/>
+          <w:rtl w:val="0"/>
+        </w:rPr>
+        <w:t xml:space="preserve">definición del Product Backlog;</w:t>
+      </w:r>
+      <w:r>
+        <w:rPr>
+          <w:rtl w:val="0"/>
+        </w:rPr>
+      </w:r>
+    </w:p>
+    <w:p>
+      <w:pPr>
+        <w:numPr>
+          <w:ilvl w:val="0"/>
+          <w:numId w:val="7"/>
+        </w:numPr>
+        <w:spacing w:after="0" w:before="0" w:lineRule="auto"/>
+        <w:ind w:left="720" w:hanging="360"/>
+        <w:rPr/>
+      </w:pPr>
+      <w:r>
+        <w:rPr>
+          <w:rFonts w:ascii="Aptos" w:cs="Aptos" w:eastAsia="Aptos" w:hAnsi="Aptos"/>
+          <w:rtl w:val="0"/>
+        </w:rPr>
+        <w:t xml:space="preserve">disponibilidad de tiempo de los integrantes;</w:t>
+      </w:r>
+      <w:r>
+        <w:rPr>
+          <w:rtl w:val="0"/>
+        </w:rPr>
+      </w:r>
+    </w:p>
+    <w:p>
+      <w:pPr>
+        <w:numPr>
+          <w:ilvl w:val="0"/>
+          <w:numId w:val="7"/>
+        </w:numPr>
+        <w:spacing w:after="0" w:before="0" w:lineRule="auto"/>
+        <w:ind w:left="720" w:hanging="360"/>
+        <w:rPr/>
+      </w:pPr>
+      <w:r>
+        <w:rPr>
+          <w:rFonts w:ascii="Aptos" w:cs="Aptos" w:eastAsia="Aptos" w:hAnsi="Aptos"/>
+          <w:rtl w:val="0"/>
+        </w:rPr>
+        <w:t xml:space="preserve">cumplimiento de los Sprints;</w:t>
+      </w:r>
+      <w:r>
+        <w:rPr>
+          <w:rtl w:val="0"/>
+        </w:rPr>
+      </w:r>
+    </w:p>
+    <w:p>
+      <w:pPr>
+        <w:numPr>
+          <w:ilvl w:val="0"/>
+          <w:numId w:val="7"/>
+        </w:numPr>
+        <w:spacing w:after="240" w:before="0" w:lineRule="auto"/>
+        <w:ind w:left="720" w:hanging="360"/>
+        <w:rPr/>
+      </w:pPr>
+      <w:r>
+        <w:rPr>
+          <w:rFonts w:ascii="Aptos" w:cs="Aptos" w:eastAsia="Aptos" w:hAnsi="Aptos"/>
+          <w:rtl w:val="0"/>
+        </w:rPr>
+        <w:t xml:space="preserve">retroalimentación académica.</w:t>
+      </w:r>
+      <w:r>
+        <w:rPr>
+          <w:rtl w:val="0"/>
+        </w:rPr>
+      </w:r>
+    </w:p>
+    <w:p>
+      <w:pPr>
+        <w:rPr/>
+      </w:pPr>
+      <w:r>
+        <w:rPr>
+          <w:rFonts w:ascii="Aptos" w:cs="Aptos" w:eastAsia="Aptos" w:hAnsi="Aptos"/>
+          <w:rtl w:val="0"/>
+        </w:rPr>
+        <w:t xml:space="preserve">disponibilidad de GitHub para repositorio, Pull Requests y evidencias Scrum;</w:t>
+      </w:r>
+      <w:r>
+        <w:rPr>
+          <w:rtl w:val="0"/>
+        </w:rPr>
+      </w:r>
+    </w:p>
+    <w:p>
+      <w:pPr>
+        <w:rPr/>
+      </w:pPr>
+      <w:r>
+        <w:rPr>
+          <w:rFonts w:ascii="Aptos" w:cs="Aptos" w:eastAsia="Aptos" w:hAnsi="Aptos"/>
+          <w:rtl w:val="0"/>
+        </w:rPr>
+        <w:t xml:space="preserve">disponibilidad de Docker para el entorno reproducible exigido por Capstone.</w:t>
+      </w:r>
+      <w:r>
+        <w:rPr>
+          <w:rtl w:val="0"/>
+        </w:rPr>
+      </w:r>
+    </w:p>
+    <w:p>
+      <w:pPr>
+        <w:spacing w:after="240" w:before="240" w:lineRule="auto"/>
+        <w:rPr/>
+      </w:pPr>
+      <w:r>
+        <w:rPr>
+          <w:rFonts w:ascii="Aptos" w:cs="Aptos" w:eastAsia="Aptos" w:hAnsi="Aptos"/>
+          <w:rtl w:val="0"/>
+        </w:rPr>
+        <w:t xml:space="preserve">Las dependencias externas deberán ser controladas para evitar que comprometan el funcionamiento del núcleo de CitaJusta.</w:t>
+      </w:r>
+      <w:r>
+        <w:rPr>
+          <w:rtl w:val="0"/>
+        </w:rPr>
+      </w:r>
+    </w:p>
+    <w:p>
+      <w:pPr>
+        <w:pStyle w:val="Heading1"/>
+        <w:keepNext w:val="0"/>
+        <w:keepLines w:val="0"/>
+        <w:spacing w:before="480" w:lineRule="auto"/>
+        <w:rPr>
+          <w:b w:val="1"/>
+          <w:bCs w:val="1"/>
+          <w:sz w:val="46"/>
+          <w:szCs w:val="46"/>
+        </w:rPr>
+      </w:pPr>
+      <w:bookmarkStart w:colFirst="0" w:colLast="0" w:name="_heading=h.h7djlguv83lj" w:id="53"/>
+      <w:bookmarkEnd w:id="53"/>
+      <w:r>
+        <w:rPr>
+          <w:rFonts w:ascii="Aptos" w:cs="Aptos" w:eastAsia="Aptos" w:hAnsi="Aptos"/>
+          <w:b w:val="1"/>
+          <w:bCs w:val="1"/>
+          <w:sz w:val="46"/>
+          <w:szCs w:val="46"/>
+          <w:rtl w:val="0"/>
+        </w:rPr>
+        <w:t xml:space="preserve">28. Prioridad del desarrollo</w:t>
+      </w:r>
+      <w:r>
+        <w:rPr>
+          <w:rtl w:val="0"/>
+        </w:rPr>
+      </w:r>
+    </w:p>
+    <w:p>
+      <w:pPr>
+        <w:spacing w:after="240" w:before="240" w:lineRule="auto"/>
+        <w:rPr/>
+      </w:pPr>
+      <w:r>
+        <w:rPr>
+          <w:rFonts w:ascii="Aptos" w:cs="Aptos" w:eastAsia="Aptos" w:hAnsi="Aptos"/>
+          <w:rtl w:val="0"/>
+        </w:rPr>
+        <w:t xml:space="preserve">La prioridad funcional del proyecto será la siguiente:</w:t>
       </w:r>
       <w:r>
         <w:rPr>
@@ -17516,8 +17227,8 @@
           <w:szCs w:val="26"/>
         </w:rPr>
       </w:pPr>
-      <w:bookmarkStart w:colFirst="0" w:colLast="0" w:name="_heading=h.8ey7d6fgqb84" w:id="59"/>
-      <w:bookmarkEnd w:id="59"/>
+      <w:bookmarkStart w:colFirst="0" w:colLast="0" w:name="_heading=h.uaboovrzjiei" w:id="54"/>
+      <w:bookmarkEnd w:id="54"/>
       <w:r>
         <w:rPr>
           <w:rFonts w:ascii="Aptos" w:cs="Aptos" w:eastAsia="Aptos" w:hAnsi="Aptos"/>
@@ -17528,7 +17239,7 @@
           <w:szCs w:val="26"/>
           <w:rtl w:val="0"/>
         </w:rPr>
-        <w:t xml:space="preserve">Prioridad 2</w:t>
+        <w:t xml:space="preserve">Prioridad 1</w:t>
       </w:r>
       <w:r>
         <w:rPr>
@@ -17546,7 +17257,7 @@
           <w:rFonts w:ascii="Aptos" w:cs="Aptos" w:eastAsia="Aptos" w:hAnsi="Aptos"/>
           <w:rtl w:val="0"/>
         </w:rPr>
-        <w:t xml:space="preserve">Seguridad, roles, integridad, auditoría y persistencia.</w:t>
+        <w:t xml:space="preserve">Flujo completo relacionado con citas, cancelaciones, lista de espera y reasignación.</w:t>
       </w:r>
       <w:r>
         <w:rPr>
@@ -17568,8 +17279,8 @@
           <w:szCs w:val="26"/>
         </w:rPr>
       </w:pPr>
-      <w:bookmarkStart w:colFirst="0" w:colLast="0" w:name="_heading=h.2r8tkwlmc25l" w:id="60"/>
-      <w:bookmarkEnd w:id="60"/>
+      <w:bookmarkStart w:colFirst="0" w:colLast="0" w:name="_heading=h.8ey7d6fgqb84" w:id="55"/>
+      <w:bookmarkEnd w:id="55"/>
       <w:r>
         <w:rPr>
           <w:rFonts w:ascii="Aptos" w:cs="Aptos" w:eastAsia="Aptos" w:hAnsi="Aptos"/>
@@ -17580,7 +17291,7 @@
           <w:szCs w:val="26"/>
           <w:rtl w:val="0"/>
         </w:rPr>
-        <w:t xml:space="preserve">Prioridad 3</w:t>
+        <w:t xml:space="preserve">Prioridad 2</w:t>
       </w:r>
       <w:r>
         <w:rPr>
@@ -17598,7 +17309,7 @@
           <w:rFonts w:ascii="Aptos" w:cs="Aptos" w:eastAsia="Aptos" w:hAnsi="Aptos"/>
           <w:rtl w:val="0"/>
         </w:rPr>
-        <w:t xml:space="preserve">Operación institucional complementaria.</w:t>
+        <w:t xml:space="preserve">Seguridad, roles, integridad, auditoría y persistencia.</w:t>
       </w:r>
       <w:r>
         <w:rPr>
@@ -17620,8 +17331,8 @@
           <w:szCs w:val="26"/>
         </w:rPr>
       </w:pPr>
-      <w:bookmarkStart w:colFirst="0" w:colLast="0" w:name="_heading=h.djg906xhhhu7" w:id="61"/>
-      <w:bookmarkEnd w:id="61"/>
+      <w:bookmarkStart w:colFirst="0" w:colLast="0" w:name="_heading=h.2r8tkwlmc25l" w:id="56"/>
+      <w:bookmarkEnd w:id="56"/>
       <w:r>
         <w:rPr>
           <w:rFonts w:ascii="Aptos" w:cs="Aptos" w:eastAsia="Aptos" w:hAnsi="Aptos"/>
@@ -17632,7 +17343,7 @@
           <w:szCs w:val="26"/>
           <w:rtl w:val="0"/>
         </w:rPr>
-        <w:t xml:space="preserve">Prioridad 4</w:t>
+        <w:t xml:space="preserve">Prioridad 3</w:t>
       </w:r>
       <w:r>
         <w:rPr>
@@ -17650,7 +17361,7 @@
           <w:rFonts w:ascii="Aptos" w:cs="Aptos" w:eastAsia="Aptos" w:hAnsi="Aptos"/>
           <w:rtl w:val="0"/>
         </w:rPr>
-        <w:t xml:space="preserve">Reportes y análisis.</w:t>
+        <w:t xml:space="preserve">Operación institucional complementaria.</w:t>
       </w:r>
       <w:r>
         <w:rPr>
@@ -17672,8 +17383,8 @@
           <w:szCs w:val="26"/>
         </w:rPr>
       </w:pPr>
-      <w:bookmarkStart w:colFirst="0" w:colLast="0" w:name="_heading=h.4b3tuxl8lfkh" w:id="62"/>
-      <w:bookmarkEnd w:id="62"/>
+      <w:bookmarkStart w:colFirst="0" w:colLast="0" w:name="_heading=h.djg906xhhhu7" w:id="57"/>
+      <w:bookmarkEnd w:id="57"/>
       <w:r>
         <w:rPr>
           <w:rFonts w:ascii="Aptos" w:cs="Aptos" w:eastAsia="Aptos" w:hAnsi="Aptos"/>
@@ -17684,6 +17395,58 @@
           <w:szCs w:val="26"/>
           <w:rtl w:val="0"/>
         </w:rPr>
+        <w:t xml:space="preserve">Prioridad 4</w:t>
+      </w:r>
+      <w:r>
+        <w:rPr>
+          <w:rtl w:val="0"/>
+        </w:rPr>
+      </w:r>
+    </w:p>
+    <w:p>
+      <w:pPr>
+        <w:spacing w:after="240" w:before="240" w:lineRule="auto"/>
+        <w:rPr/>
+      </w:pPr>
+      <w:r>
+        <w:rPr>
+          <w:rFonts w:ascii="Aptos" w:cs="Aptos" w:eastAsia="Aptos" w:hAnsi="Aptos"/>
+          <w:rtl w:val="0"/>
+        </w:rPr>
+        <w:t xml:space="preserve">Reportes y análisis.</w:t>
+      </w:r>
+      <w:r>
+        <w:rPr>
+          <w:rtl w:val="0"/>
+        </w:rPr>
+      </w:r>
+    </w:p>
+    <w:p>
+      <w:pPr>
+        <w:pStyle w:val="Heading3"/>
+        <w:keepNext w:val="0"/>
+        <w:keepLines w:val="0"/>
+        <w:spacing w:before="280" w:lineRule="auto"/>
+        <w:rPr>
+          <w:b w:val="1"/>
+          <w:bCs w:val="1"/>
+          <w:color w:val="000000"/>
+          <w:sz w:val="26"/>
+          <w:szCs w:val="26"/>
+        </w:rPr>
+      </w:pPr>
+      <w:bookmarkStart w:colFirst="0" w:colLast="0" w:name="_heading=h.4b3tuxl8lfkh" w:id="58"/>
+      <w:bookmarkEnd w:id="58"/>
+      <w:r>
+        <w:rPr>
+          <w:rFonts w:ascii="Aptos" w:cs="Aptos" w:eastAsia="Aptos" w:hAnsi="Aptos"/>
+          <w:b w:val="1"/>
+          <w:bCs w:val="1"/>
+          <w:color w:val="000000"/>
+          <w:sz w:val="26"/>
+          <w:szCs w:val="26"/>
+          <w:rtl w:val="0"/>
+        </w:rPr>
         <w:t xml:space="preserve">Prioridad 5</w:t>
       </w:r>
       <w:r>
@@ -18245,8 +18008,8 @@
           <w:szCs w:val="46"/>
         </w:rPr>
       </w:pPr>
-      <w:bookmarkStart w:colFirst="0" w:colLast="0" w:name="_heading=h.yudswtbr5kf7" w:id="63"/>
-      <w:bookmarkEnd w:id="63"/>
+      <w:bookmarkStart w:colFirst="0" w:colLast="0" w:name="_heading=h.yudswtbr5kf7" w:id="59"/>
+      <w:bookmarkEnd w:id="59"/>
       <w:r>
         <w:rPr>
           <w:rFonts w:ascii="Aptos" w:cs="Aptos" w:eastAsia="Aptos" w:hAnsi="Aptos"/>
@@ -18737,8 +18500,8 @@
           <w:szCs w:val="46"/>
         </w:rPr>
       </w:pPr>
-      <w:bookmarkStart w:colFirst="0" w:colLast="0" w:name="_heading=h.58xxj7feh7l8" w:id="64"/>
-      <w:bookmarkEnd w:id="64"/>
+      <w:bookmarkStart w:colFirst="0" w:colLast="0" w:name="_heading=h.58xxj7feh7l8" w:id="60"/>
+      <w:bookmarkEnd w:id="60"/>
       <w:r>
         <w:rPr>
           <w:rFonts w:ascii="Aptos" w:cs="Aptos" w:eastAsia="Aptos" w:hAnsi="Aptos"/>
@@ -19048,8 +18811,8 @@
           <w:szCs w:val="46"/>
         </w:rPr>
       </w:pPr>
-      <w:bookmarkStart w:colFirst="0" w:colLast="0" w:name="_heading=h.4y3qno8sp43y" w:id="65"/>
-      <w:bookmarkEnd w:id="65"/>
+      <w:bookmarkStart w:colFirst="0" w:colLast="0" w:name="_heading=h.4y3qno8sp43y" w:id="61"/>
+      <w:bookmarkEnd w:id="61"/>
       <w:r>
         <w:rPr>
           <w:rFonts w:ascii="Aptos" w:cs="Aptos" w:eastAsia="Aptos" w:hAnsi="Aptos"/>
@@ -19113,7 +18876,7 @@
       </w:pPr>
       <w:sdt>
         <w:sdtPr>
-          <w:id w:val="-1024126382"/>
+          <w:id w:val="539300972"/>
           <w:tag w:val="goog_rdk_0"/>
         </w:sdtPr>
         <w:sdtContent>
@@ -23642,8 +23405,8 @@
   <w:abstractNum w:abstractNumId="41">
     <w:lvl w:ilvl="0">
       <w:start w:val="1"/>
-      <w:numFmt w:val="bullet"/>
-      <w:lvlText w:val="●"/>
+      <w:numFmt w:val="decimal"/>
+      <w:lvlText w:val="%1."/>
       <w:lvlJc w:val="left"/>
       <w:pPr>
         <w:ind w:left="720" w:hanging="360"/>
@@ -23654,8 +23417,8 @@
     </w:lvl>
     <w:lvl w:ilvl="1">
       <w:start w:val="1"/>
-      <w:numFmt w:val="bullet"/>
-      <w:lvlText w:val="○"/>
+      <w:numFmt w:val="lowerLetter"/>
+      <w:lvlText w:val="%2."/>
       <w:lvlJc w:val="left"/>
       <w:pPr>
         <w:ind w:left="1440" w:hanging="360"/>
@@ -23666,8 +23429,8 @@
     </w:lvl>
     <w:lvl w:ilvl="2">
       <w:start w:val="1"/>
-      <w:numFmt w:val="bullet"/>
-      <w:lvlText w:val="■"/>
+      <w:numFmt w:val="lowerRoman"/>
+      <w:lvlText w:val="%3."/>
       <w:lvlJc w:val="left"/>
       <w:pPr>
         <w:ind w:left="2160" w:hanging="360"/>
@@ -23678,8 +23441,8 @@
     </w:lvl>
     <w:lvl w:ilvl="3">
       <w:start w:val="1"/>
-      <w:numFmt w:val="bullet"/>
-      <w:lvlText w:val="●"/>
+      <w:numFmt w:val="decimal"/>
+      <w:lvlText w:val="%4."/>
       <w:lvlJc w:val="left"/>
       <w:pPr>
         <w:ind w:left="2880" w:hanging="360"/>
@@ -23690,8 +23453,8 @@
     </w:lvl>
     <w:lvl w:ilvl="4">
       <w:start w:val="1"/>
-      <w:numFmt w:val="bullet"/>
-      <w:lvlText w:val="○"/>
+      <w:numFmt w:val="lowerLetter"/>
+      <w:lvlText w:val="%5."/>
       <w:lvlJc w:val="left"/>
       <w:pPr>
         <w:ind w:left="3600" w:hanging="360"/>
@@ -23702,8 +23465,8 @@
     </w:lvl>
     <w:lvl w:ilvl="5">
       <w:start w:val="1"/>
-      <w:numFmt w:val="bullet"/>
-      <w:lvlText w:val="■"/>
+      <w:numFmt w:val="lowerRoman"/>
+      <w:lvlText w:val="%6."/>
       <w:lvlJc w:val="left"/>
       <w:pPr>
         <w:ind w:left="4320" w:hanging="360"/>
@@ -23714,8 +23477,8 @@
     </w:lvl>
     <w:lvl w:ilvl="6">
       <w:start w:val="1"/>
-      <w:numFmt w:val="bullet"/>
-      <w:lvlText w:val="●"/>
+      <w:numFmt w:val="decimal"/>
+      <w:lvlText w:val="%7."/>
       <w:lvlJc w:val="left"/>
       <w:pPr>
         <w:ind w:left="5040" w:hanging="360"/>
@@ -23726,8 +23489,8 @@
     </w:lvl>
     <w:lvl w:ilvl="7">
       <w:start w:val="1"/>
-      <w:numFmt w:val="bullet"/>
-      <w:lvlText w:val="○"/>
+      <w:numFmt w:val="lowerLetter"/>
+      <w:lvlText w:val="%8."/>
       <w:lvlJc w:val="left"/>
       <w:pPr>
         <w:ind w:left="5760" w:hanging="360"/>
@@ -23738,8 +23501,8 @@
     </w:lvl>
     <w:lvl w:ilvl="8">
       <w:start w:val="1"/>
-      <w:numFmt w:val="bullet"/>
-      <w:lvlText w:val="■"/>
+      <w:numFmt w:val="lowerRoman"/>
+      <w:lvlText w:val="%9."/>
       <w:lvlJc w:val="left"/>
       <w:pPr>
         <w:ind w:left="6480" w:hanging="360"/>
@@ -23860,226 +23623,6 @@
     </w:lvl>
   </w:abstractNum>
   <w:abstractNum w:abstractNumId="43">
-    <w:lvl w:ilvl="0">
-      <w:start w:val="1"/>
-      <w:numFmt w:val="decimal"/>
-      <w:lvlText w:val="%1."/>
-      <w:lvlJc w:val="left"/>
-      <w:pPr>
-        <w:ind w:left="720" w:hanging="360"/>
-      </w:pPr>
-      <w:rPr>
-        <w:u w:val="none"/>
-      </w:rPr>
-    </w:lvl>
-    <w:lvl w:ilvl="1">
-      <w:start w:val="1"/>
-      <w:numFmt w:val="lowerLetter"/>
-      <w:lvlText w:val="%2."/>
-      <w:lvlJc w:val="left"/>
-      <w:pPr>
-        <w:ind w:left="1440" w:hanging="360"/>
-      </w:pPr>
-      <w:rPr>
-        <w:u w:val="none"/>
-      </w:rPr>
-    </w:lvl>
-    <w:lvl w:ilvl="2">
-      <w:start w:val="1"/>
-      <w:numFmt w:val="lowerRoman"/>
-      <w:lvlText w:val="%3."/>
-      <w:lvlJc w:val="left"/>
-      <w:pPr>
-        <w:ind w:left="2160" w:hanging="360"/>
-      </w:pPr>
-      <w:rPr>
-        <w:u w:val="none"/>
-      </w:rPr>
-    </w:lvl>
-    <w:lvl w:ilvl="3">
-      <w:start w:val="1"/>
-      <w:numFmt w:val="decimal"/>
-      <w:lvlText w:val="%4."/>
-      <w:lvlJc w:val="left"/>
-      <w:pPr>
-        <w:ind w:left="2880" w:hanging="360"/>
-      </w:pPr>
-      <w:rPr>
-        <w:u w:val="none"/>
-      </w:rPr>
-    </w:lvl>
-    <w:lvl w:ilvl="4">
-      <w:start w:val="1"/>
-      <w:numFmt w:val="lowerLetter"/>
-      <w:lvlText w:val="%5."/>
-      <w:lvlJc w:val="left"/>
-      <w:pPr>
-        <w:ind w:left="3600" w:hanging="360"/>
-      </w:pPr>
-      <w:rPr>
-        <w:u w:val="none"/>
-      </w:rPr>
-    </w:lvl>
-    <w:lvl w:ilvl="5">
-      <w:start w:val="1"/>
-      <w:numFmt w:val="lowerRoman"/>
-      <w:lvlText w:val="%6."/>
-      <w:lvlJc w:val="left"/>
-      <w:pPr>
-        <w:ind w:left="4320" w:hanging="360"/>
-      </w:pPr>
-      <w:rPr>
-        <w:u w:val="none"/>
-      </w:rPr>
-    </w:lvl>
-    <w:lvl w:ilvl="6">
-      <w:start w:val="1"/>
-      <w:numFmt w:val="decimal"/>
-      <w:lvlText w:val="%7."/>
-      <w:lvlJc w:val="left"/>
-      <w:pPr>
-        <w:ind w:left="5040" w:hanging="360"/>
-      </w:pPr>
-      <w:rPr>
-        <w:u w:val="none"/>
-      </w:rPr>
-    </w:lvl>
-    <w:lvl w:ilvl="7">
-      <w:start w:val="1"/>
-      <w:numFmt w:val="lowerLetter"/>
-      <w:lvlText w:val="%8."/>
-      <w:lvlJc w:val="left"/>
-      <w:pPr>
-        <w:ind w:left="5760" w:hanging="360"/>
-      </w:pPr>
-      <w:rPr>
-        <w:u w:val="none"/>
-      </w:rPr>
-    </w:lvl>
-    <w:lvl w:ilvl="8">
-      <w:start w:val="1"/>
-      <w:numFmt w:val="lowerRoman"/>
-      <w:lvlText w:val="%9."/>
-      <w:lvlJc w:val="left"/>
-      <w:pPr>
-        <w:ind w:left="6480" w:hanging="360"/>
-      </w:pPr>
-      <w:rPr>
-        <w:u w:val="none"/>
-      </w:rPr>
-    </w:lvl>
-  </w:abstractNum>
-  <w:abstractNum w:abstractNumId="44">
-    <w:lvl w:ilvl="0">
-      <w:start w:val="1"/>
-      <w:numFmt w:val="bullet"/>
-      <w:lvlText w:val="●"/>
-      <w:lvlJc w:val="left"/>
-      <w:pPr>
-        <w:ind w:left="720" w:hanging="360"/>
-      </w:pPr>
-      <w:rPr>
-        <w:u w:val="none"/>
-      </w:rPr>
-    </w:lvl>
-    <w:lvl w:ilvl="1">
-      <w:start w:val="1"/>
-      <w:numFmt w:val="bullet"/>
-      <w:lvlText w:val="○"/>
-      <w:lvlJc w:val="left"/>
-      <w:pPr>
-        <w:ind w:left="1440" w:hanging="360"/>
-      </w:pPr>
-      <w:rPr>
-        <w:u w:val="none"/>
-      </w:rPr>
-    </w:lvl>
-    <w:lvl w:ilvl="2">
-      <w:start w:val="1"/>
-      <w:numFmt w:val="bullet"/>
-      <w:lvlText w:val="■"/>
-      <w:lvlJc w:val="left"/>
-      <w:pPr>
-        <w:ind w:left="2160" w:hanging="360"/>
-      </w:pPr>
-      <w:rPr>
-        <w:u w:val="none"/>
-      </w:rPr>
-    </w:lvl>
-    <w:lvl w:ilvl="3">
-      <w:start w:val="1"/>
-      <w:numFmt w:val="bullet"/>
-      <w:lvlText w:val="●"/>
-      <w:lvlJc w:val="left"/>
-      <w:pPr>
-        <w:ind w:left="2880" w:hanging="360"/>
-      </w:pPr>
-      <w:rPr>
-        <w:u w:val="none"/>
-      </w:rPr>
-    </w:lvl>
-    <w:lvl w:ilvl="4">
-      <w:start w:val="1"/>
-      <w:numFmt w:val="bullet"/>
-      <w:lvlText w:val="○"/>
-      <w:lvlJc w:val="left"/>
-      <w:pPr>
-        <w:ind w:left="3600" w:hanging="360"/>
-      </w:pPr>
-      <w:rPr>
-        <w:u w:val="none"/>
-      </w:rPr>
-    </w:lvl>
-    <w:lvl w:ilvl="5">
-      <w:start w:val="1"/>
-      <w:numFmt w:val="bullet"/>
-      <w:lvlText w:val="■"/>
-      <w:lvlJc w:val="left"/>
-      <w:pPr>
-        <w:ind w:left="4320" w:hanging="360"/>
-      </w:pPr>
-      <w:rPr>
-        <w:u w:val="none"/>
-      </w:rPr>
-    </w:lvl>
-    <w:lvl w:ilvl="6">
-      <w:start w:val="1"/>
-      <w:numFmt w:val="bullet"/>
-      <w:lvlText w:val="●"/>
-      <w:lvlJc w:val="left"/>
-      <w:pPr>
-        <w:ind w:left="5040" w:hanging="360"/>
-      </w:pPr>
-      <w:rPr>
-        <w:u w:val="none"/>
-      </w:rPr>
-    </w:lvl>
-    <w:lvl w:ilvl="7">
-      <w:start w:val="1"/>
-      <w:numFmt w:val="bullet"/>
-      <w:lvlText w:val="○"/>
-      <w:lvlJc w:val="left"/>
-      <w:pPr>
-        <w:ind w:left="5760" w:hanging="360"/>
-      </w:pPr>
-      <w:rPr>
-        <w:u w:val="none"/>
-      </w:rPr>
-    </w:lvl>
-    <w:lvl w:ilvl="8">
-      <w:start w:val="1"/>
-      <w:numFmt w:val="bullet"/>
-      <w:lvlText w:val="■"/>
-      <w:lvlJc w:val="left"/>
-      <w:pPr>
-        <w:ind w:left="6480" w:hanging="360"/>
-      </w:pPr>
-      <w:rPr>
-        <w:u w:val="none"/>
-      </w:rPr>
-    </w:lvl>
-  </w:abstractNum>
-  <w:abstractNum w:abstractNumId="45">
     <w:lvl w:ilvl="0">
       <w:start w:val="1"/>
       <w:numFmt w:val="bullet"/>
@@ -24317,12 +23860,6 @@
   </w:num>
   <w:num w:numId="43">
     <w:abstractNumId w:val="43"/>
-  </w:num>
-  <w:num w:numId="44">
-    <w:abstractNumId w:val="44"/>
-  </w:num>
-  <w:num w:numId="45">
-    <w:abstractNumId w:val="45"/>
   </w:num>
 </w:numbering>
 </file>
@@ -24882,7 +24419,7 @@
 
 <file path=customXML/item1.xml><?xml version="1.0" encoding="utf-8"?>
 <go:gDocsCustomXmlDataStorage xmlns:go="http://customooxmlschemas.google.com/" xmlns:r="http://schemas.openxmlformats.org/officeDocument/2006/relationships" uri="GoogleDocsCustomDataVersion2">
-  <go:docsCustomData xmlns:go="http://customooxmlschemas.google.com/" roundtripDataSignature="AMtx7mgQ+riBynByIlf1z5CJycWGsslVPA==">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</go:docsCustomData>
+  <go:docsCustomData xmlns:go="http://customooxmlschemas.google.com/" roundtripDataSignature="AMtx7miLoAfbJWLPj7fxjEvKWb13iEXq9w==">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</go:docsCustomData>
 </go:gDocsCustomXmlDataStorage>
 </file>
 
